--- a/public/downloads/lb-coxs-bazar-mentoring-guide.docx
+++ b/public/downloads/lb-coxs-bazar-mentoring-guide.docx
@@ -279,6 +279,323 @@
           <w:szCs w:val="22"/>
         </w:rPr>
         <w:t xml:space="preserve">The plan for the fourth component: short 1:1 conversations, most weeks, folded into the in-person time the other three components already use. It is set out as an arc rather than in hours, because a mentoring relationship over twelve weeks has phases — getting known, keeping the goal alive, the week-6 checkpoint, surfacing growth, and an honest closing conversation — and which phase you are in changes what the conversation is for. It adds no hours to the timetable.</w:t>
+      </w:r>
+    </w:p>
+    <w:p>
+      <w:pPr>
+        <w:pStyle w:val="Heading1"/>
+        <w:keepNext/>
+        <w:spacing w:after="140" w:before="320"/>
+      </w:pPr>
+      <w:r>
+        <w:rPr>
+          <w:b/>
+          <w:bCs/>
+          <w:color w:val="1F3A5F"/>
+          <w:sz w:val="36"/>
+          <w:szCs w:val="36"/>
+        </w:rPr>
+        <w:t xml:space="preserve">What this component is for</w:t>
+      </w:r>
+    </w:p>
+    <w:p>
+      <w:pPr>
+        <w:spacing w:after="140" w:before="0" w:line="300"/>
+      </w:pPr>
+      <w:r>
+        <w:rPr>
+          <w:b/>
+          <w:bCs/>
+          <w:color w:val="5A6473"/>
+          <w:sz w:val="21"/>
+          <w:szCs w:val="21"/>
+        </w:rPr>
+        <w:t xml:space="preserve">Read this before the plan. It is what the conversations are working towards — the plan is how, this is why.</w:t>
+      </w:r>
+    </w:p>
+    <w:p>
+      <w:pPr>
+        <w:spacing w:after="140" w:before="0" w:line="300"/>
+      </w:pPr>
+      <w:r>
+        <w:rPr>
+          <w:sz w:val="22"/>
+          <w:szCs w:val="22"/>
+        </w:rPr>
+        <w:t xml:space="preserve">Mentoring and Wellbeing is what makes the programme add up to a person rather than three courses. It is the only component that touches the same learner across all twelve weeks and all three of the others: the place where a young person is known as an individual, where the goal set in Agency in Learning stays alive between sessions, where distress is noticed early enough to act on, and where the capability a learner already exercises in daily life is recognised as capability. It adds no hours of its own — about ten minutes per learner, most weeks, inside the in-person time the taught components already use.</w:t>
+      </w:r>
+    </w:p>
+    <w:p>
+      <w:pPr>
+        <w:pStyle w:val="Heading2"/>
+        <w:keepNext/>
+        <w:spacing w:after="100" w:before="280"/>
+      </w:pPr>
+      <w:r>
+        <w:rPr>
+          <w:b/>
+          <w:bCs/>
+          <w:color w:val="7A3B69"/>
+          <w:sz w:val="28"/>
+          <w:szCs w:val="28"/>
+        </w:rPr>
+        <w:t xml:space="preserve">What it is working towards</w:t>
+      </w:r>
+    </w:p>
+    <w:p>
+      <w:pPr>
+        <w:spacing w:after="120" w:before="0" w:line="300"/>
+      </w:pPr>
+      <w:r>
+        <w:rPr>
+          <w:sz w:val="22"/>
+          <w:szCs w:val="22"/>
+        </w:rPr>
+        <w:t xml:space="preserve">Five aims, and they are the same five things Amala’s shared mentoring practice covers. The arc later in this guide is how they are reached across twelve weeks.</w:t>
+      </w:r>
+    </w:p>
+    <w:p>
+      <w:pPr>
+        <w:pStyle w:val="Heading3"/>
+        <w:keepNext/>
+        <w:spacing w:after="80" w:before="220"/>
+      </w:pPr>
+      <w:r>
+        <w:rPr>
+          <w:b/>
+          <w:bCs/>
+          <w:color w:val="1F3A5F"/>
+          <w:sz w:val="24"/>
+          <w:szCs w:val="24"/>
+        </w:rPr>
+        <w:t xml:space="preserve">1.  A learner is known as a person, and knows they are</w:t>
+      </w:r>
+    </w:p>
+    <w:p>
+      <w:pPr>
+        <w:spacing w:after="140" w:before="0" w:line="300"/>
+      </w:pPr>
+      <w:r>
+        <w:rPr>
+          <w:sz w:val="21"/>
+          <w:szCs w:val="21"/>
+        </w:rPr>
+        <w:t xml:space="preserve">What you do:  Short, regular 1:1 conversations that begin with a genuine check-in rather than a progress check, with small enough caseloads that each learner is actually known, and pairing for gender and language so a learner can speak freely.</w:t>
+      </w:r>
+    </w:p>
+    <w:p>
+      <w:pPr>
+        <w:spacing w:after="140" w:before="0" w:line="300"/>
+      </w:pPr>
+      <w:r>
+        <w:rPr>
+          <w:color w:val="5A6473"/>
+          <w:sz w:val="21"/>
+          <w:szCs w:val="21"/>
+        </w:rPr>
+        <w:t xml:space="preserve">What it looks like when it is working:  A learner talks to you about something that is not the task. A learner who was silent in week one is answering by week four.</w:t>
+      </w:r>
+    </w:p>
+    <w:p>
+      <w:pPr>
+        <w:pStyle w:val="Heading3"/>
+        <w:keepNext/>
+        <w:spacing w:after="80" w:before="220"/>
+      </w:pPr>
+      <w:r>
+        <w:rPr>
+          <w:b/>
+          <w:bCs/>
+          <w:color w:val="1F3A5F"/>
+          <w:sz w:val="24"/>
+          <w:szCs w:val="24"/>
+        </w:rPr>
+        <w:t xml:space="preserve">2.  Distress is noticed early, and referred — not counselled</w:t>
+      </w:r>
+    </w:p>
+    <w:p>
+      <w:pPr>
+        <w:spacing w:after="140" w:before="0" w:line="300"/>
+      </w:pPr>
+      <w:r>
+        <w:rPr>
+          <w:sz w:val="21"/>
+          <w:szCs w:val="21"/>
+        </w:rPr>
+        <w:t xml:space="preserve">What you do:  You watch the pattern across weeks rather than the answer in one conversation, keep a light record so each conversation builds on the last, and know NRC's referral pathway before you take a single learner.</w:t>
+      </w:r>
+    </w:p>
+    <w:p>
+      <w:pPr>
+        <w:spacing w:after="140" w:before="0" w:line="300"/>
+      </w:pPr>
+      <w:r>
+        <w:rPr>
+          <w:color w:val="5A6473"/>
+          <w:sz w:val="21"/>
+          <w:szCs w:val="21"/>
+        </w:rPr>
+        <w:t xml:space="preserve">What it looks like when it is working:  You spot a change in how "fine" sounds, and act on it before it becomes a crisis. When something surfaces, you already know who to hand it to.</w:t>
+      </w:r>
+    </w:p>
+    <w:p>
+      <w:pPr>
+        <w:pStyle w:val="Heading3"/>
+        <w:keepNext/>
+        <w:spacing w:after="80" w:before="220"/>
+      </w:pPr>
+      <w:r>
+        <w:rPr>
+          <w:b/>
+          <w:bCs/>
+          <w:color w:val="1F3A5F"/>
+          <w:sz w:val="24"/>
+          <w:szCs w:val="24"/>
+        </w:rPr>
+        <w:t xml:space="preserve">3.  The learning goal stays alive between sessions</w:t>
+      </w:r>
+    </w:p>
+    <w:p>
+      <w:pPr>
+        <w:spacing w:after="140" w:before="0" w:line="300"/>
+      </w:pPr>
+      <w:r>
+        <w:rPr>
+          <w:sz w:val="21"/>
+          <w:szCs w:val="21"/>
+        </w:rPr>
+        <w:t xml:space="preserve">What you do:  Every conversation picks up the step agreed last time, asks what got in the way without making it a test, and ends with one new step small enough to actually happen — said by the learner, not by you.</w:t>
+      </w:r>
+    </w:p>
+    <w:p>
+      <w:pPr>
+        <w:spacing w:after="140" w:before="0" w:line="300"/>
+      </w:pPr>
+      <w:r>
+        <w:rPr>
+          <w:color w:val="5A6473"/>
+          <w:sz w:val="21"/>
+          <w:szCs w:val="21"/>
+        </w:rPr>
+        <w:t xml:space="preserve">What it looks like when it is working:  Steps are being taken between sessions, and a learner who missed a week is picked up rather than restarted. The goal changes when it should, instead of being quietly abandoned.</w:t>
+      </w:r>
+    </w:p>
+    <w:p>
+      <w:pPr>
+        <w:pStyle w:val="Heading3"/>
+        <w:keepNext/>
+        <w:spacing w:after="80" w:before="220"/>
+      </w:pPr>
+      <w:r>
+        <w:rPr>
+          <w:b/>
+          <w:bCs/>
+          <w:color w:val="1F3A5F"/>
+          <w:sz w:val="24"/>
+          <w:szCs w:val="24"/>
+        </w:rPr>
+        <w:t xml:space="preserve">4.  The capability a learner already has is recognised as capability</w:t>
+      </w:r>
+    </w:p>
+    <w:p>
+      <w:pPr>
+        <w:spacing w:after="140" w:before="0" w:line="300"/>
+      </w:pPr>
+      <w:r>
+        <w:rPr>
+          <w:sz w:val="21"/>
+          <w:szCs w:val="21"/>
+        </w:rPr>
+        <w:t xml:space="preserve">What you do:  Asking about a day rather than about the learner, catching what they actually did — caring for siblings, translating, earning, resolving a dispute — and naming it plainly, then naming it as the competency.</w:t>
+      </w:r>
+    </w:p>
+    <w:p>
+      <w:pPr>
+        <w:spacing w:after="140" w:before="0" w:line="300"/>
+      </w:pPr>
+      <w:r>
+        <w:rPr>
+          <w:color w:val="5A6473"/>
+          <w:sz w:val="21"/>
+          <w:szCs w:val="21"/>
+        </w:rPr>
+        <w:t xml:space="preserve">What it looks like when it is working:  A learner counts something they did not count before, and the goals they set afterwards get more ambitious. You have evidence for the Set and Pursue Goals judgement that no workbook would show.</w:t>
+      </w:r>
+    </w:p>
+    <w:p>
+      <w:pPr>
+        <w:pStyle w:val="Heading3"/>
+        <w:keepNext/>
+        <w:spacing w:after="80" w:before="220"/>
+      </w:pPr>
+      <w:r>
+        <w:rPr>
+          <w:b/>
+          <w:bCs/>
+          <w:color w:val="1F3A5F"/>
+          <w:sz w:val="24"/>
+          <w:szCs w:val="24"/>
+        </w:rPr>
+        <w:t xml:space="preserve">5.  What comes next stays honest and within reach</w:t>
+      </w:r>
+    </w:p>
+    <w:p>
+      <w:pPr>
+        <w:spacing w:after="140" w:before="0" w:line="300"/>
+      </w:pPr>
+      <w:r>
+        <w:rPr>
+          <w:sz w:val="21"/>
+          <w:szCs w:val="21"/>
+        </w:rPr>
+        <w:t xml:space="preserve">What you do:  Keeping pathways conversations on the next controllable step rather than on futures that are currently blocked, and — where a site can manage it — bringing an adult who matters into the picture through the optional three-way meeting.</w:t>
+      </w:r>
+    </w:p>
+    <w:p>
+      <w:pPr>
+        <w:spacing w:after="140" w:before="0" w:line="300"/>
+      </w:pPr>
+      <w:r>
+        <w:rPr>
+          <w:color w:val="5A6473"/>
+          <w:sz w:val="21"/>
+          <w:szCs w:val="21"/>
+        </w:rPr>
+        <w:t xml:space="preserve">What it looks like when it is working:  A learner leaves the final conversation holding something they can act on, whatever the readiness decision was, rather than holding a verdict.</w:t>
+      </w:r>
+    </w:p>
+    <w:p>
+      <w:pPr>
+        <w:keepNext/>
+        <w:spacing w:after="60" w:before="180"/>
+      </w:pPr>
+      <w:r>
+        <w:rPr>
+          <w:b/>
+          <w:bCs/>
+          <w:color w:val="6E7A2E"/>
+          <w:spacing w:val="24"/>
+          <w:sz w:val="17"/>
+          <w:szCs w:val="17"/>
+        </w:rPr>
+        <w:t xml:space="preserve">WHAT IT TAKES</w:t>
+      </w:r>
+    </w:p>
+    <w:p>
+      <w:pPr>
+        <w:spacing w:after="140" w:before="0" w:line="300"/>
+      </w:pPr>
+      <w:r>
+        <w:rPr>
+          <w:sz w:val="22"/>
+          <w:szCs w:val="22"/>
+        </w:rPr>
+        <w:t xml:space="preserve">Ongoing · about 10 minutes per learner, most weeks. It adds no hours of its own — it runs inside the in-person time the taught components already use.</w:t>
+      </w:r>
+    </w:p>
+    <w:p>
+      <w:r>
+        <w:br w:type="page"/>
       </w:r>
     </w:p>
     <w:p>

--- a/public/downloads/lb-coxs-bazar-mentoring-guide.docx
+++ b/public/downloads/lb-coxs-bazar-mentoring-guide.docx
@@ -123,7 +123,7 @@
           <w:sz w:val="22"/>
           <w:szCs w:val="22"/>
         </w:rPr>
-        <w:t xml:space="preserve">A4 paper, portrait. Do not let the printer "shrink to fit" — the writing lines are sized for A4.</w:t>
+        <w:t xml:space="preserve">A4 paper, portrait. Do not let the printer "shrink to fit", the writing lines are sized for A4.</w:t>
       </w:r>
     </w:p>
     <w:p>
@@ -174,7 +174,7 @@
           <w:sz w:val="22"/>
           <w:szCs w:val="22"/>
         </w:rPr>
-        <w:t xml:space="preserve">One copy per facilitator. It is a reference book — you will come back to it, so it is worth binding.</w:t>
+        <w:t xml:space="preserve">One copy per facilitator. It is a reference book, you will come back to it, so it is worth binding.</w:t>
       </w:r>
     </w:p>
     <w:p>
@@ -191,7 +191,7 @@
           <w:sz w:val="22"/>
           <w:szCs w:val="22"/>
         </w:rPr>
-        <w:t xml:space="preserve">If paper is short, print "Safeguarding and referral" and "The ten-minute conversation" first — those two you need in your hand.</w:t>
+        <w:t xml:space="preserve">If paper is short, print "Safeguarding and referral" and "The ten-minute conversation" first, those two you need in your hand.</w:t>
       </w:r>
     </w:p>
     <w:p>
@@ -278,7 +278,7 @@
           <w:sz w:val="22"/>
           <w:szCs w:val="22"/>
         </w:rPr>
-        <w:t xml:space="preserve">The plan for the fourth component: short 1:1 conversations, most weeks, folded into the in-person time the other three components already use. It is set out as an arc rather than in hours, because a mentoring relationship over twelve weeks has phases — getting known, keeping the goal alive, the week-6 checkpoint, surfacing growth, and an honest closing conversation — and which phase you are in changes what the conversation is for. It adds no hours to the timetable.</w:t>
+        <w:t xml:space="preserve">The plan for the fourth component: short 1:1 conversations, most weeks, folded into the in-person time the other three components already use. It is set out as an arc rather than in hours, because a mentoring relationship over twelve weeks has phases, getting known, keeping the goal alive, the week-6 checkpoint, surfacing growth, and an honest closing conversation, and which phase you are in changes what the conversation is for. It adds no hours to the timetable.</w:t>
       </w:r>
     </w:p>
     <w:p>
@@ -310,19 +310,19 @@
           <w:sz w:val="21"/>
           <w:szCs w:val="21"/>
         </w:rPr>
-        <w:t xml:space="preserve">Read this before the plan. It is what the conversations are working towards — the plan is how, this is why.</w:t>
-      </w:r>
-    </w:p>
-    <w:p>
-      <w:pPr>
-        <w:spacing w:after="140" w:before="0" w:line="300"/>
-      </w:pPr>
-      <w:r>
-        <w:rPr>
-          <w:sz w:val="22"/>
-          <w:szCs w:val="22"/>
-        </w:rPr>
-        <w:t xml:space="preserve">Mentoring and Wellbeing is what makes the programme add up to a person rather than three courses. It is the only component that touches the same learner across all twelve weeks and all three of the others: the place where a young person is known as an individual, where the goal set in Agency in Learning stays alive between sessions, where distress is noticed early enough to act on, and where the capability a learner already exercises in daily life is recognised as capability. It adds no hours of its own — about ten minutes per learner, most weeks, inside the in-person time the taught components already use.</w:t>
+        <w:t xml:space="preserve">Read this before the plan. It is what the conversations are working towards, the plan is how, this is why.</w:t>
+      </w:r>
+    </w:p>
+    <w:p>
+      <w:pPr>
+        <w:spacing w:after="140" w:before="0" w:line="300"/>
+      </w:pPr>
+      <w:r>
+        <w:rPr>
+          <w:sz w:val="22"/>
+          <w:szCs w:val="22"/>
+        </w:rPr>
+        <w:t xml:space="preserve">Mentoring and Wellbeing is what makes the programme add up to a person rather than three courses. It is the only component that touches the same learner across all twelve weeks and all three of the others: the place where a young person is known as an individual, where the goal set in Agency in Learning stays alive between sessions, where distress is noticed early enough to act on, and where the capability a learner already exercises in daily life is recognised as capability. It adds no hours of its own, about ten minutes per learner, most weeks, inside the in-person time the taught components already use.</w:t>
       </w:r>
     </w:p>
     <w:p>
@@ -410,7 +410,7 @@
           <w:sz w:val="24"/>
           <w:szCs w:val="24"/>
         </w:rPr>
-        <w:t xml:space="preserve">2.  Distress is noticed early, and referred — not counselled</w:t>
+        <w:t xml:space="preserve">2.  Distress is noticed early, and referred, not counselled</w:t>
       </w:r>
     </w:p>
     <w:p>
@@ -464,7 +464,7 @@
           <w:sz w:val="21"/>
           <w:szCs w:val="21"/>
         </w:rPr>
-        <w:t xml:space="preserve">What you do:  Every conversation picks up the step agreed last time, asks what got in the way without making it a test, and ends with one new step small enough to actually happen — said by the learner, not by you.</w:t>
+        <w:t xml:space="preserve">What you do:  Every conversation picks up the step agreed last time, asks what got in the way without making it a test, and ends with one new step small enough to actually happen. Said by the learner, not by you.</w:t>
       </w:r>
     </w:p>
     <w:p>
@@ -506,7 +506,7 @@
           <w:sz w:val="21"/>
           <w:szCs w:val="21"/>
         </w:rPr>
-        <w:t xml:space="preserve">What you do:  Asking about a day rather than about the learner, catching what they actually did — caring for siblings, translating, earning, resolving a dispute — and naming it plainly, then naming it as the competency.</w:t>
+        <w:t xml:space="preserve">What you do:  Asking about a day rather than about the learner, catching what they actually did, caring for siblings, translating, earning, resolving a dispute, and naming it plainly, then naming it as the competency.</w:t>
       </w:r>
     </w:p>
     <w:p>
@@ -548,7 +548,7 @@
           <w:sz w:val="21"/>
           <w:szCs w:val="21"/>
         </w:rPr>
-        <w:t xml:space="preserve">What you do:  Keeping pathways conversations on the next controllable step rather than on futures that are currently blocked, and — where a site can manage it — bringing an adult who matters into the picture through the optional three-way meeting.</w:t>
+        <w:t xml:space="preserve">What you do:  Keeping pathways conversations on the next controllable step rather than on futures that are currently blocked, and, where a site can manage it, bringing an adult who matters into the picture through the optional three-way meeting.</w:t>
       </w:r>
     </w:p>
     <w:p>
@@ -590,7 +590,7 @@
           <w:sz w:val="22"/>
           <w:szCs w:val="22"/>
         </w:rPr>
-        <w:t xml:space="preserve">Ongoing · about 10 minutes per learner, most weeks. It adds no hours of its own — it runs inside the in-person time the taught components already use.</w:t>
+        <w:t xml:space="preserve">Ongoing · about 10 minutes per learner, most weeks. It adds no hours of its own, it runs inside the in-person time the taught components already use.</w:t>
       </w:r>
     </w:p>
     <w:p>
@@ -627,7 +627,7 @@
           <w:sz w:val="22"/>
           <w:szCs w:val="22"/>
         </w:rPr>
-        <w:t xml:space="preserve">Mentoring is the only component that touches the same learner across all twelve weeks and all three of the others, and it is the one that makes the programme add up to a person rather than three courses. Two things hold it together. The first is a fixed conversation shape — check in, pick up the last step, look at what is in front of them, agree one next step — short enough to run while the rest of the group works, and repeatable by a facilitator with limited training. The second is continuity: a light paper record on your side and one step on the learner's side, so every conversation starts where the last one ended and a learner who returns after three weeks away is picked up rather than restarted. The release of control works differently here from the taught components. You are not handing over a task; you are gradually asking the learner to do more of the naming — what got in the way, what they already tried, what the next step is, and finally what has changed in them. By Week 12 the learner should be doing most of the talking in their own review. What never changes is that you are not a counsellor: you notice, you steady, and you refer, and you know the referral pathway before you take a single learner.</w:t>
+        <w:t xml:space="preserve">Mentoring is the only component that touches the same learner across all twelve weeks and all three of the others, and it is the one that makes the programme add up to a person rather than three courses. Two things hold it together. The first is a fixed conversation shape, check in, pick up the last step, look at what is in front of them, agree one next step, short enough to run while the rest of the group works, and repeatable by a facilitator with limited training. The second is continuity: a light paper record on your side and one step on the learner's side, so every conversation starts where the last one ended and a learner who returns after three weeks away is picked up rather than restarted. The release of control works differently here from the taught components. You are not handing over a task; you are gradually asking the learner to do more of the naming, what got in the way, what they already tried, what the next step is, and finally what has changed in them. By Week 12 the learner should be doing most of the talking in their own review. What never changes is that you are not a counsellor: you notice, you steady, and you refer, and you know the referral pathway before you take a single learner.</w:t>
       </w:r>
     </w:p>
     <w:p>
@@ -656,7 +656,7 @@
           <w:sz w:val="22"/>
           <w:szCs w:val="22"/>
         </w:rPr>
-        <w:t xml:space="preserve">Mentoring is not separately assessed, and it must not become a place where learners feel judged — the moment conversations turn into progress checks, learners start managing you and you lose the early warning the component exists for. But it is a major SOURCE of evidence for both graded competencies, and mentors routinely under-use it. Much of the strongest evidence in this cohort is oral: a learner who cannot yet write may show the whole of Set and Pursue Goals in conversation — choosing a goal, adapting when a step failed, explaining why. If your only evidence is the workbook you will under-judge exactly the learners this programme exists for. The mentor record is how that evidence survives to Week 12; bring it to both judgement points.</w:t>
+        <w:t xml:space="preserve">Mentoring is not separately assessed, and it must not become a place where learners feel judged. The moment conversations turn into progress checks, learners start managing you and you lose the early warning the component exists for. But it is a major SOURCE of evidence for both graded competencies, and mentors routinely under-use it. Much of the strongest evidence in this cohort is oral: a learner who cannot yet write may show the whole of Set and Pursue Goals in conversation, choosing a goal, adapting when a step failed, explaining why. If your only evidence is the workbook you will under-judge exactly the learners this programme exists for. The mentor record is how that evidence survives to Week 12; bring it to both judgement points.</w:t>
       </w:r>
     </w:p>
     <w:tbl>
@@ -710,7 +710,7 @@
                 <w:sz w:val="21"/>
                 <w:szCs w:val="21"/>
               </w:rPr>
-              <w:t xml:space="preserve">Know NRC’s Code of Conduct, and the MHPSS and protection referral pathway — the actual name of the person you hand a concern to, written down and to hand.</w:t>
+              <w:t xml:space="preserve">Know NRC’s Code of Conduct, and the MHPSS and protection referral pathway. The actual name of the person you hand a concern to, written down and to hand.</w:t>
             </w:r>
           </w:p>
           <w:p>
@@ -771,7 +771,7 @@
           <w:sz w:val="22"/>
           <w:szCs w:val="22"/>
         </w:rPr>
-        <w:t xml:space="preserve">In this programme, 1:1 mentoring is the spine of wellbeing support: it is where a learner is known as a person, where distress is noticed early, and where the learning goals set in Agency in Learning are kept alive between sessions. Mentors here are not counsellors — they build the relationship, notice concerns, and refer along NRC's pathways. The shared practice is the mentor moves on the Educators pages; the notes below say how those moves are held in the Cox's Bazar context, where displacement, protection risks, and interrupted schooling shape every conversation.</w:t>
+        <w:t xml:space="preserve">In this programme, 1:1 mentoring is the spine of wellbeing support: it is where a learner is known as a person, where distress is noticed early, and where the learning goals set in Agency in Learning are kept alive between sessions. Mentors here are not counsellors, they build the relationship, notice concerns, and refer along NRC's pathways. The shared practice is the mentor moves on the Educators pages; the notes below say how those moves are held in the Cox's Bazar context, where displacement, protection risks, and interrupted schooling shape every conversation.</w:t>
       </w:r>
     </w:p>
     <w:p>
@@ -846,7 +846,7 @@
           <w:sz w:val="22"/>
           <w:szCs w:val="22"/>
         </w:rPr>
-        <w:t xml:space="preserve">Mentoring is folded into the weekly in-person time as short 1:1 or very small-group conversations, with no devices and no internet. Mentors keep a light paper record of what they notice so each conversation builds on the last, and the rhythm is designed to survive stop-start attendance — you pick up where the learner is, not where the schedule says they should be.</w:t>
+        <w:t xml:space="preserve">Mentoring is folded into the weekly in-person time as short 1:1 or very small-group conversations, with no devices and no internet. Mentors keep a light paper record of what they notice so each conversation builds on the last, and the rhythm is designed to survive stop-start attendance. You pick up where the learner is, not where the schedule says they should be.</w:t>
       </w:r>
     </w:p>
     <w:p>
@@ -875,7 +875,7 @@
           <w:sz w:val="22"/>
           <w:szCs w:val="22"/>
         </w:rPr>
-        <w:t xml:space="preserve">Mentoring is the first line when a learner is struggling, but the mentor's job is to notice, steady, and refer — not to counsel. Know NRC's MHPSS and protection referral pathway before you take a caseload, so that when something surfaces you already know who to hand it to and how.</w:t>
+        <w:t xml:space="preserve">Mentoring is the first line when a learner is struggling, but the mentor's job is to notice, steady, and refer, not to counsel. Know NRC's MHPSS and protection referral pathway before you take a caseload, so that when something surfaces you already know who to hand it to and how.</w:t>
       </w:r>
     </w:p>
     <w:p>
@@ -904,7 +904,7 @@
           <w:sz w:val="22"/>
           <w:szCs w:val="22"/>
         </w:rPr>
-        <w:t xml:space="preserve">All mentoring follows NRC's Code of Conduct and protection principles. No learner ever has to share; mentors are given clear step-back guidance for sensitive ground — loss, family, marriage, displacement — and the safeguarding moves never replace NRC's own policy and referral pathways.</w:t>
+        <w:t xml:space="preserve">All mentoring follows NRC's Code of Conduct and protection principles. No learner ever has to share; mentors are given clear step-back guidance for sensitive ground, loss, family, marriage, displacement, and the safeguarding moves never replace NRC's own policy and referral pathways.</w:t>
       </w:r>
     </w:p>
     <w:p>
@@ -1110,7 +1110,7 @@
                 <w:sz w:val="19"/>
                 <w:szCs w:val="19"/>
               </w:rPr>
-              <w:t xml:space="preserve">Know NRC's safeguarding policy and the camp referral pathway before you mentor anyone. Disclosures here may involve protection risks common in displacement — child marriage, family separation, gender-based violence — so respond calmly, never promise secrecy, and refer.</w:t>
+              <w:t xml:space="preserve">Know NRC's safeguarding policy and the camp referral pathway before you mentor anyone. Disclosures here may involve protection risks common in displacement, child marriage, family separation, gender-based violence, so respond calmly, never promise secrecy, and refer.</w:t>
             </w:r>
           </w:p>
         </w:tc>
@@ -1216,7 +1216,7 @@
                 <w:sz w:val="19"/>
                 <w:szCs w:val="19"/>
               </w:rPr>
-              <w:t xml:space="preserve">Surface the skills learners are already using in camp life — caring for siblings, translating, running a stall, resolving disputes — and capture that growth orally and visually, since many learners are not yet literate. This evidence feeds the Set and Pursue Goals assessment.</w:t>
+              <w:t xml:space="preserve">Surface the skills learners are already using in camp life, caring for siblings, translating, running a stall, resolving disputes, and capture that growth orally and visually, since many learners are not yet literate. This evidence feeds the Set and Pursue Goals assessment.</w:t>
             </w:r>
           </w:p>
         </w:tc>
@@ -1338,7 +1338,7 @@
           <w:sz w:val="22"/>
           <w:szCs w:val="22"/>
         </w:rPr>
-        <w:t xml:space="preserve">Read this before you take a caseload. Mentoring is the fourth component of this programme, and the only one that touches the same learner across all twelve weeks and all three of the others. It adds no hours of its own — it happens inside the in-person time you already have.</w:t>
+        <w:t xml:space="preserve">Read this before you take a caseload. Mentoring is the fourth component of this programme, and the only one that touches the same learner across all twelve weeks and all three of the others. It adds no hours of its own, it happens inside the in-person time you already have.</w:t>
       </w:r>
     </w:p>
     <w:p>
@@ -1379,7 +1379,7 @@
           <w:sz w:val="22"/>
           <w:szCs w:val="22"/>
         </w:rPr>
-        <w:t xml:space="preserve">It is not counselling. You are not trained for it, it is not your role, and attempting it puts a learner at risk. Your job is to notice, steady, and refer. Know NRC's MHPSS and protection referral pathway before you take a single learner — who you hand a concern to, and how — written down and to hand, not looked for in the moment.</w:t>
+        <w:t xml:space="preserve">It is not counselling. You are not trained for it, it is not your role, and attempting it puts a learner at risk. Your job is to notice, steady, and refer. Know NRC's MHPSS and protection referral pathway before you take a single learner, who you hand a concern to, and how, written down and to hand, not looked for in the moment.</w:t>
       </w:r>
     </w:p>
     <w:p>
@@ -1565,7 +1565,7 @@
           <w:sz w:val="22"/>
           <w:szCs w:val="22"/>
         </w:rPr>
-        <w:t xml:space="preserve">While the rest of the group is working — drawing, sorting, practising in pairs — take two or three learners aside in turn for a short conversation. Over the three learning days you get to everyone. Ten minutes each, most weeks, is the target. It costs no extra hours.</w:t>
+        <w:t xml:space="preserve">While the rest of the group is working, drawing, sorting, practising in pairs, take two or three learners aside in turn for a short conversation. Over the three learning days you get to everyone. Ten minutes each, most weeks, is the target. It costs no extra hours.</w:t>
       </w:r>
     </w:p>
     <w:p>
@@ -1589,7 +1589,7 @@
           <w:sz w:val="22"/>
           <w:szCs w:val="22"/>
         </w:rPr>
-        <w:t xml:space="preserve">1. Set the group up on something self-sustaining first. The workbook pages are designed for it — every page carries a worked example and a frame, so learners can keep going while you are with someone else. Choose the moment; do not pull someone out of the one activity they were enjoying. 2. Take them aside, not out of sight. Somewhere the conversation is private in sound but visible in the room. That protects the learner and it protects you.</w:t>
+        <w:t xml:space="preserve">1. Set the group up on something self-sustaining first. The workbook pages are designed for it, every page carries a worked example and a frame, so learners can keep going while you are with someone else. Choose the moment; do not pull someone out of the one activity they were enjoying. 2. Take them aside, not out of sight. Somewhere the conversation is private in sound but visible in the room. That protects the learner and it protects you.</w:t>
       </w:r>
     </w:p>
     <w:p>
@@ -1618,7 +1618,7 @@
           <w:sz w:val="22"/>
           <w:szCs w:val="22"/>
         </w:rPr>
-        <w:t xml:space="preserve">You keep a light paper record — one page per learner — of what you notice and what was agreed. Not a transcript. Its whole purpose is that the next conversation starts where the last one ended, and that a learner who returns after three weeks away is picked up rather than restarted.</w:t>
+        <w:t xml:space="preserve">You keep a light paper record, one page per learner, of what you notice and what was agreed. Not a transcript. Its whole purpose is that the next conversation starts where the last one ended, and that a learner who returns after three weeks away is picked up rather than restarted.</w:t>
       </w:r>
     </w:p>
     <w:p>
@@ -2043,7 +2043,7 @@
           <w:sz w:val="22"/>
           <w:szCs w:val="22"/>
         </w:rPr>
-        <w:t xml:space="preserve">1. Start with a genuine check-in, every time, before anything else. Not "how are you" as a way in — actually wait for the answer. 2. Ask, then be quiet. Count five seconds before you fill the silence. Most of what you need to hear arrives in second four. 3. Coach, don't rescue. The instinct to solve it is strong and it takes the learning away. Ask what they have already tried. 4. One step, agreed out loud, small enough to actually happen. End every conversation with it. 5. Watch the pattern, not the answer. A learner whose "fine" has changed shape over four weeks is telling you something no single conversation will.</w:t>
+        <w:t xml:space="preserve">1. Start with a genuine check-in, every time, before anything else. Not "how are you" as a way in. Actually wait for the answer. 2. Ask, then be quiet. Count five seconds before you fill the silence. Most of what you need to hear arrives in second four. 3. Coach, don't rescue. The instinct to solve it is strong and it takes the learning away. Ask what they have already tried. 4. One step, agreed out loud, small enough to actually happen. End every conversation with it. 5. Watch the pattern, not the answer. A learner whose "fine" has changed shape over four weeks is telling you something no single conversation will.</w:t>
       </w:r>
     </w:p>
     <w:p>
@@ -2150,7 +2150,7 @@
           <w:sz w:val="22"/>
           <w:szCs w:val="22"/>
         </w:rPr>
-        <w:t xml:space="preserve">1. The referral pathway, written down and to hand. The name of the person you hand a concern to, how to reach them, what happens out of hours, and what you do if you cannot reach them. Not "I think it's the protection focal point" — the actual name, on paper, in your bag. 2. NRC's Code of Conduct, read. Including the parts about physical contact, being alone with a learner, transport, gifts, and contact outside the programme. 3. Your own limits, named. You are a mentor, not a counsellor. Write that sentence somewhere you will see it. The pull to help more than you should is strongest with the learners you like most.</w:t>
+        <w:t xml:space="preserve">1. The referral pathway, written down and to hand. The name of the person you hand a concern to, how to reach them, what happens out of hours, and what you do if you cannot reach them. Not "I think it's the protection focal point", the actual name, on paper, in your bag. 2. NRC's Code of Conduct, read. Including the parts about physical contact, being alone with a learner, transport, gifts, and contact outside the programme. 3. Your own limits, named. You are a mentor, not a counsellor. Write that sentence somewhere you will see it. The pull to help more than you should is strongest with the learners you like most.</w:t>
       </w:r>
     </w:p>
     <w:p>
@@ -2314,7 +2314,7 @@
           <w:sz w:val="22"/>
           <w:szCs w:val="22"/>
         </w:rPr>
-        <w:t xml:space="preserve">1. Stay calm and stay ordinary. Do not gasp, recoil, or become urgent. 2. Listen. Do not investigate. It is not your job to establish what happened. Do not ask probing questions, do not ask for detail, do not ask "are you sure". Every extra question can damage a formal process later and makes the learner tell the story more times than they should have to. 3. Do not promise secrecy — see above. If they have already asked, say the line. 4. Believe them, out loud. "Thank you for telling me. I am glad you did." That is all. 5. Say what you will do next, in plain words. "I am going to talk to ___, whose job it is to help. I will tell you when I have." 6. Do not leave them alone with it. Stay a few minutes. Ask what would help right now. 7. Refer the same day. Not tomorrow, not when it is convenient. 8. Write down what was said, in the learner's own words, as soon as you can — facts, not your interpretation, and not on the learner's own page. Give it to the person you refer to.</w:t>
+        <w:t xml:space="preserve">1. Stay calm and stay ordinary. Do not gasp, recoil, or become urgent. 2. Listen. Do not investigate. It is not your job to establish what happened. Do not ask probing questions, do not ask for detail, do not ask "are you sure". Every extra question can damage a formal process later and makes the learner tell the story more times than they should have to. 3. Do not promise secrecy, see above. If they have already asked, say the line. 4. Believe them, out loud. "Thank you for telling me. I am glad you did." That is all. 5. Say what you will do next, in plain words. "I am going to talk to ___, whose job it is to help. I will tell you when I have." 6. Do not leave them alone with it. Stay a few minutes. Ask what would help right now. 7. Refer the same day. Not tomorrow, not when it is convenient. 8. Write down what was said, in the learner's own words, as soon as you can. Facts, not your interpretation, and not on the learner's own page. Give it to the person you refer to.</w:t>
       </w:r>
     </w:p>
     <w:p>
@@ -2469,7 +2469,7 @@
           <w:sz w:val="22"/>
           <w:szCs w:val="22"/>
         </w:rPr>
-        <w:t xml:space="preserve">For the last one in particular: it may not arrive as a disclosure at all. It arrives as attendance quietly falling off. Notice absences and ask about them privately, kindly, and early — that conversation is sometimes the only intervention that happens.</w:t>
+        <w:t xml:space="preserve">For the last one in particular: it may not arrive as a disclosure at all. It arrives as attendance quietly falling off. Notice absences and ask about them privately, kindly, and early. That conversation is sometimes the only intervention that happens.</w:t>
       </w:r>
     </w:p>
     <w:p>
@@ -2641,7 +2641,7 @@
           <w:sz w:val="22"/>
           <w:szCs w:val="22"/>
         </w:rPr>
-        <w:t xml:space="preserve">Much of what a mentoring conversation touches is painful without being a safeguarding matter — a death, a lost home, a family not all here. You do not have to fix it and you must not excavate it.</w:t>
+        <w:t xml:space="preserve">Much of what a mentoring conversation touches is painful without being a safeguarding matter. A death, a lost home, a family not all here. You do not have to fix it and you must not excavate it.</w:t>
       </w:r>
     </w:p>
     <w:p>
@@ -2682,7 +2682,7 @@
           <w:sz w:val="22"/>
           <w:szCs w:val="22"/>
         </w:rPr>
-        <w:t xml:space="preserve">Hearing this is heavy, and mentors in camp settings often carry the same displacement the learners do. Do not hold a disclosure alone — that is what the referral is for, and it is for your sake as well as theirs. Tell your coordinator when a conversation has affected you. A mentor running on empty stops noticing, and noticing is the job.</w:t>
+        <w:t xml:space="preserve">Hearing this is heavy, and mentors in camp settings often carry the same displacement the learners do. Do not hold a disclosure alone. That is what the referral is for, and it is for your sake as well as theirs. Tell your coordinator when a conversation has affected you. A mentor running on empty stops noticing, and noticing is the job.</w:t>
       </w:r>
     </w:p>
     <w:p>
@@ -2719,7 +2719,7 @@
           <w:sz w:val="21"/>
           <w:szCs w:val="21"/>
         </w:rPr>
-        <w:t xml:space="preserve">The repeatable shape of one mentoring conversation — check in, pick up the last step, look at what is in front of them, agree one next step — with the questions to ask, the five-second wait, what to do when a learner says nothing, and how to close.</w:t>
+        <w:t xml:space="preserve">The repeatable shape of one mentoring conversation, check in, pick up the last step, look at what is in front of them, agree one next step, with the questions to ask, the five-second wait, what to do when a learner says nothing, and how to close.</w:t>
       </w:r>
     </w:p>
     <w:p>
@@ -2748,7 +2748,7 @@
           <w:sz w:val="22"/>
           <w:szCs w:val="22"/>
         </w:rPr>
-        <w:t xml:space="preserve">You are running three components, you have a caseload, and you are doing this while the rest of the group works. Without a shape, mentoring becomes whatever there is time for — which in practice means progress-chasing with the learners who are already doing well.</w:t>
+        <w:t xml:space="preserve">You are running three components, you have a caseload, and you are doing this while the rest of the group works. Without a shape, mentoring becomes whatever there is time for, which in practice means progress-chasing with the learners who are already doing well.</w:t>
       </w:r>
     </w:p>
     <w:p>
@@ -2789,7 +2789,7 @@
           <w:sz w:val="22"/>
           <w:szCs w:val="22"/>
         </w:rPr>
-        <w:t xml:space="preserve">1. Check in — about two minutes. Always first.</w:t>
+        <w:t xml:space="preserve">1. Check in, about two minutes. Always first.</w:t>
       </w:r>
     </w:p>
     <w:p>
@@ -2876,7 +2876,7 @@
           <w:sz w:val="22"/>
           <w:szCs w:val="22"/>
         </w:rPr>
-        <w:t xml:space="preserve">2. Pick up the last step — about two minutes.</w:t>
+        <w:t xml:space="preserve">2. Pick up the last step, about two minutes.</w:t>
       </w:r>
     </w:p>
     <w:p>
@@ -2917,19 +2917,19 @@
           <w:sz w:val="22"/>
           <w:szCs w:val="22"/>
         </w:rPr>
-        <w:t xml:space="preserve">Whatever the answer, do not make it a test. If it happened, say so out loud and ask what helped. If it did not, the only useful question is "what got in the way?" — asked with genuine curiosity, because the answer is usually information you need. A learner who is punished for an honest "no" gives you a dishonest "yes" from then on, and you have lost the instrument.</w:t>
-      </w:r>
-    </w:p>
-    <w:p>
-      <w:pPr>
-        <w:spacing w:after="140" w:before="0" w:line="300"/>
-      </w:pPr>
-      <w:r>
-        <w:rPr>
-          <w:sz w:val="22"/>
-          <w:szCs w:val="22"/>
-        </w:rPr>
-        <w:t xml:space="preserve">3. Look at what is in front of them — about four minutes.</w:t>
+        <w:t xml:space="preserve">Whatever the answer, do not make it a test. If it happened, say so out loud and ask what helped. If it did not, the only useful question is "what got in the way?". Asked with genuine curiosity, because the answer is usually information you need. A learner who is punished for an honest "no" gives you a dishonest "yes" from then on, and you have lost the instrument.</w:t>
+      </w:r>
+    </w:p>
+    <w:p>
+      <w:pPr>
+        <w:spacing w:after="140" w:before="0" w:line="300"/>
+      </w:pPr>
+      <w:r>
+        <w:rPr>
+          <w:sz w:val="22"/>
+          <w:szCs w:val="22"/>
+        </w:rPr>
+        <w:t xml:space="preserve">3. Look at what is in front of them, about four minutes.</w:t>
       </w:r>
     </w:p>
     <w:p>
@@ -3016,19 +3016,19 @@
           <w:sz w:val="22"/>
           <w:szCs w:val="22"/>
         </w:rPr>
-        <w:t xml:space="preserve">4. Agree one step — about two minutes. Always last.</w:t>
-      </w:r>
-    </w:p>
-    <w:p>
-      <w:pPr>
-        <w:spacing w:after="140" w:before="0" w:line="300"/>
-      </w:pPr>
-      <w:r>
-        <w:rPr>
-          <w:sz w:val="22"/>
-          <w:szCs w:val="22"/>
-        </w:rPr>
-        <w:t xml:space="preserve">One step. Small enough that it will actually happen before you next meet. The learner says it, not you — if you say it, it is your step.</w:t>
+        <w:t xml:space="preserve">4. Agree one step, about two minutes. Always last.</w:t>
+      </w:r>
+    </w:p>
+    <w:p>
+      <w:pPr>
+        <w:spacing w:after="140" w:before="0" w:line="300"/>
+      </w:pPr>
+      <w:r>
+        <w:rPr>
+          <w:sz w:val="22"/>
+          <w:szCs w:val="22"/>
+        </w:rPr>
+        <w:t xml:space="preserve">One step. Small enough that it will actually happen before you next meet. The learner says it, not you. If you say it, it is your step.</w:t>
       </w:r>
     </w:p>
     <w:p>
@@ -3306,7 +3306,7 @@
           <w:sz w:val="22"/>
           <w:szCs w:val="22"/>
         </w:rPr>
-        <w:t xml:space="preserve">Small and practical — a step that was too big, a missing pencil, a clash with work at home:</w:t>
+        <w:t xml:space="preserve">Small and practical, a step that was too big, a missing pencil, a clash with work at home:</w:t>
       </w:r>
     </w:p>
     <w:p>
@@ -3335,7 +3335,7 @@
           <w:sz w:val="22"/>
           <w:szCs w:val="22"/>
         </w:rPr>
-        <w:t xml:space="preserve">A pattern you do not like — withdrawal, a "fine" that has changed shape, three weeks of nothing</w:t>
+        <w:t xml:space="preserve">A pattern you do not like, withdrawal, a "fine" that has changed shape, three weeks of nothing</w:t>
       </w:r>
     </w:p>
     <w:p>
@@ -3364,7 +3364,7 @@
           <w:sz w:val="22"/>
           <w:szCs w:val="22"/>
         </w:rPr>
-        <w:t xml:space="preserve">Anything about safety, harm, or risk — stop. Do not follow it, do not promise secrecy, close</w:t>
+        <w:t xml:space="preserve">Anything about safety, harm, or risk. Stop. Do not follow it, do not promise secrecy, close</w:t>
       </w:r>
     </w:p>
     <w:p>
@@ -3507,7 +3507,7 @@
           <w:sz w:val="22"/>
           <w:szCs w:val="22"/>
         </w:rPr>
-        <w:t xml:space="preserve">1. Continuity. So the conversation in Week 9 starts where Week 8 ended, and so a learner who has been away for three weeks is picked up rather than restarted. 2. Pattern. Twelve one-line notes show you something no single conversation can — a "fine" that has changed shape, a goal that has quietly shrunk, three weeks with nothing agreed.</w:t>
+        <w:t xml:space="preserve">1. Continuity. So the conversation in Week 9 starts where Week 8 ended, and so a learner who has been away for three weeks is picked up rather than restarted. 2. Pattern. Twelve one-line notes show you something no single conversation can, a "fine" that has changed shape, a goal that has quietly shrunk, three weeks with nothing agreed.</w:t>
       </w:r>
     </w:p>
     <w:p>
@@ -3604,7 +3604,7 @@
           <w:sz w:val="22"/>
           <w:szCs w:val="22"/>
         </w:rPr>
-        <w:t xml:space="preserve">One line of what you noticed. Facts, not diagnosis: "quieter than usual, third week" — not "seems</w:t>
+        <w:t xml:space="preserve">One line of what you noticed. Facts, not diagnosis: "quieter than usual, third week", not "seems</w:t>
       </w:r>
     </w:p>
     <w:p>
@@ -3691,7 +3691,7 @@
           <w:sz w:val="22"/>
           <w:szCs w:val="22"/>
         </w:rPr>
-        <w:t xml:space="preserve">separately and in the learner's own words — not into a running record you carry between sessions.</w:t>
+        <w:t xml:space="preserve">separately and in the learner's own words, not into a running record you carry between sessions.</w:t>
       </w:r>
     </w:p>
     <w:p>
@@ -3783,7 +3783,7 @@
           <w:sz w:val="22"/>
           <w:szCs w:val="22"/>
         </w:rPr>
-        <w:t xml:space="preserve">Somewhere a learner cannot read another learner's, and somewhere it will not be lost or soaked. Paper in a folder you keep is fine — this programme assumes no devices. If you share a space with other facilitators, agree with your coordinator where the records are kept.</w:t>
+        <w:t xml:space="preserve">Somewhere a learner cannot read another learner's, and somewhere it will not be lost or soaked. Paper in a folder you keep is fine, this programme assumes no devices. If you share a space with other facilitators, agree with your coordinator where the records are kept.</w:t>
       </w:r>
     </w:p>
     <w:p>
@@ -3916,7 +3916,7 @@
           <w:sz w:val="22"/>
           <w:szCs w:val="22"/>
         </w:rPr>
-        <w:t xml:space="preserve">judgement — especially for learners whose strongest work is spoken, which in this cohort is most of them.</w:t>
+        <w:t xml:space="preserve">judgement, especially for learners whose strongest work is spoken, which in this cohort is most of them.</w:t>
       </w:r>
     </w:p>
     <w:p>
@@ -3945,7 +3945,7 @@
           <w:sz w:val="22"/>
           <w:szCs w:val="22"/>
         </w:rPr>
-        <w:t xml:space="preserve">Say this plainly, because mentors under-use it: what you saw and heard in mentoring counts. A learner who cannot yet write may show the whole of Set and Pursue Goals in conversation — choosing a goal, adapting when a step failed, explaining why. If your only evidence is the workbook, you will under-judge exactly the learners this programme exists for. Your record is how that evidence survives to Week 12.</w:t>
+        <w:t xml:space="preserve">Say this plainly, because mentors under-use it: what you saw and heard in mentoring counts. A learner who cannot yet write may show the whole of Set and Pursue Goals in conversation, choosing a goal, adapting when a step failed, explaining why. If your only evidence is the workbook, you will under-judge exactly the learners this programme exists for. Your record is how that evidence survives to Week 12.</w:t>
       </w:r>
     </w:p>
     <w:p>
@@ -4264,7 +4264,7 @@
                 <w:sz w:val="19"/>
                 <w:szCs w:val="19"/>
               </w:rPr>
-              <w:t xml:space="preserve">Weeks 1–2 — getting known</w:t>
+              <w:t xml:space="preserve">Weeks 1–2, getting known</w:t>
             </w:r>
           </w:p>
         </w:tc>
@@ -4317,7 +4317,7 @@
                 <w:sz w:val="19"/>
                 <w:szCs w:val="19"/>
               </w:rPr>
-              <w:t xml:space="preserve">Weeks 3–5 — keeping the goal alive</w:t>
+              <w:t xml:space="preserve">Weeks 3–5, keeping the goal alive</w:t>
             </w:r>
           </w:p>
         </w:tc>
@@ -4370,7 +4370,7 @@
                 <w:sz w:val="19"/>
                 <w:szCs w:val="19"/>
               </w:rPr>
-              <w:t xml:space="preserve">Week 6 — the checkpoint conversation</w:t>
+              <w:t xml:space="preserve">Week 6, the checkpoint conversation</w:t>
             </w:r>
           </w:p>
         </w:tc>
@@ -4423,7 +4423,7 @@
                 <w:sz w:val="19"/>
                 <w:szCs w:val="19"/>
               </w:rPr>
-              <w:t xml:space="preserve">Weeks 7–11 — surfacing growth</w:t>
+              <w:t xml:space="preserve">Weeks 7–11, surfacing growth</w:t>
             </w:r>
           </w:p>
         </w:tc>
@@ -4448,7 +4448,7 @@
                 <w:sz w:val="19"/>
                 <w:szCs w:val="19"/>
               </w:rPr>
-              <w:t xml:space="preserve">Naming the capability a learner already has but does not count, and — where a site can manage it — bringing an adult who matters into the picture.</w:t>
+              <w:t xml:space="preserve">Naming the capability a learner already has but does not count, and, where a site can manage it.  bringing an adult who matters into the picture.</w:t>
             </w:r>
           </w:p>
         </w:tc>
@@ -4476,7 +4476,7 @@
                 <w:sz w:val="19"/>
                 <w:szCs w:val="19"/>
               </w:rPr>
-              <w:t xml:space="preserve">Week 12 — naming it, and what next</w:t>
+              <w:t xml:space="preserve">Week 12, naming it, and what next</w:t>
             </w:r>
           </w:p>
         </w:tc>
@@ -4580,7 +4580,7 @@
           <w:sz w:val="19"/>
           <w:szCs w:val="19"/>
         </w:rPr>
-        <w:t xml:space="preserve">Full guidance: “Running mentoring here — start here”.</w:t>
+        <w:t xml:space="preserve">Full guidance: “Running mentoring here, start here”.</w:t>
       </w:r>
     </w:p>
     <w:p>
@@ -4712,7 +4712,7 @@
           <w:sz w:val="19"/>
           <w:szCs w:val="19"/>
         </w:rPr>
-        <w:t xml:space="preserve">Full guidance: “The mentor's record — one page per learner”.</w:t>
+        <w:t xml:space="preserve">Full guidance: “The mentor's record, one page per learner”.</w:t>
       </w:r>
     </w:p>
     <w:p>
@@ -4729,7 +4729,7 @@
           <w:sz w:val="28"/>
           <w:szCs w:val="28"/>
         </w:rPr>
-        <w:t xml:space="preserve">Weeks 1–2 — getting known</w:t>
+        <w:t xml:space="preserve">Weeks 1–2, getting known</w:t>
       </w:r>
     </w:p>
     <w:p>
@@ -4773,7 +4773,7 @@
           <w:sz w:val="22"/>
           <w:szCs w:val="22"/>
         </w:rPr>
-        <w:t xml:space="preserve">Use the same four moves, but expect the check-in to take most of the time and expect the step to be tiny. Three things have to happen in the first two weeks. Say the confidentiality line — before anything is disclosed, not after. Set up the learner's mentoring page in their workbook with them, so they know what is written and what is not. And find out how they want to be talked to: which language, and whether they would rather show you things than tell you. A learner who is silent in week one is not a problem; a learner who is silent in week five because nobody built anything in week one is.</w:t>
+        <w:t xml:space="preserve">Use the same four moves, but expect the check-in to take most of the time and expect the step to be tiny. Three things have to happen in the first two weeks. Say the confidentiality line,  before anything is disclosed, not after. Set up the learner's mentoring page in their workbook with them, so they know what is written and what is not. And find out how they want to be talked to: which language, and whether they would rather show you things than tell you. A learner who is silent in week one is not a problem; a learner who is silent in week five because nobody built anything in week one is.</w:t>
       </w:r>
     </w:p>
     <w:p>
@@ -4842,7 +4842,7 @@
                 <w:sz w:val="21"/>
                 <w:szCs w:val="21"/>
               </w:rPr>
-              <w:t xml:space="preserve">Resist the pull to get straight to goals. The Agency in Learning goal does not exist yet at this point in the sequence anyway — learners set it around Week 5 — so there is nothing to chase, and this is the cheapest time you will ever have to build the relationship.</w:t>
+              <w:t xml:space="preserve">Resist the pull to get straight to goals. The Agency in Learning goal does not exist yet at this point in the sequence anyway, learners set it around Week 5, so there is nothing to chase, and this is the cheapest time you will ever have to build the relationship.</w:t>
             </w:r>
           </w:p>
         </w:tc>
@@ -4877,7 +4877,7 @@
           <w:sz w:val="28"/>
           <w:szCs w:val="28"/>
         </w:rPr>
-        <w:t xml:space="preserve">Weeks 3–5 — keeping the goal alive</w:t>
+        <w:t xml:space="preserve">Weeks 3–5, keeping the goal alive</w:t>
       </w:r>
     </w:p>
     <w:p>
@@ -4921,7 +4921,7 @@
           <w:sz w:val="22"/>
           <w:szCs w:val="22"/>
         </w:rPr>
-        <w:t xml:space="preserve">Once a learner has a goal, the conversation has something to hold. Pick up the last step, ask what got in the way, ask what they have already tried — and then wait, rather than solving it. The instinct to rescue is strongest here and it takes the learning away. Where a step keeps not happening, the answer is almost always to make it smaller, not to press harder.</w:t>
+        <w:t xml:space="preserve">Once a learner has a goal, the conversation has something to hold. Pick up the last step, ask what got in the way, ask what they have already tried, and then wait, rather than solving it. The instinct to rescue is strongest here and it takes the learning away. Where a step keeps not happening, the answer is almost always to make it smaller, not to press harder.</w:t>
       </w:r>
     </w:p>
     <w:p>
@@ -4990,7 +4990,7 @@
                 <w:sz w:val="21"/>
                 <w:szCs w:val="21"/>
               </w:rPr>
-              <w:t xml:space="preserve">Watch for the goal that quietly shrinks to nothing, and for the learner who reports success every week without evidence. Both usually mean the goal was never really theirs — go back and re-choose it with them rather than continuing to check on a fiction.</w:t>
+              <w:t xml:space="preserve">Watch for the goal that quietly shrinks to nothing, and for the learner who reports success every week without evidence. Both usually mean the goal was never really theirs, go back and re-choose it with them rather than continuing to check on a fiction.</w:t>
             </w:r>
           </w:p>
         </w:tc>
@@ -5037,7 +5037,7 @@
           <w:sz w:val="22"/>
           <w:szCs w:val="22"/>
         </w:rPr>
-        <w:t xml:space="preserve">Not a scheduled block — the most frequent conversation you will have, whenever it is needed. The first ten minutes after a learner returns decide whether they come back again. Greet, do not interrogate; re-anchor the goal before opening any other page; shrink the next step and then shrink it again; point them at their book rather than at the group; and say out loud that picking a broken plan back up is the skill this programme teaches.</w:t>
+        <w:t xml:space="preserve">Not a scheduled block, the most frequent conversation you will have, whenever it is needed. The first ten minutes after a learner returns decide whether they come back again. Greet, do not interrogate; re-anchor the goal before opening any other page; shrink the next step and then shrink it again; point them at their book rather than at the group; and say out loud that picking a broken plan back up is the skill this programme teaches.</w:t>
       </w:r>
     </w:p>
     <w:tbl>
@@ -5126,7 +5126,7 @@
           <w:sz w:val="28"/>
           <w:szCs w:val="28"/>
         </w:rPr>
-        <w:t xml:space="preserve">Week 6 — the checkpoint conversation</w:t>
+        <w:t xml:space="preserve">Week 6, the checkpoint conversation</w:t>
       </w:r>
     </w:p>
     <w:p>
@@ -5170,7 +5170,7 @@
           <w:sz w:val="22"/>
           <w:szCs w:val="22"/>
         </w:rPr>
-        <w:t xml:space="preserve">Run the learner's growth self-check BEFORE you make your provisional judgement, not after, then talk about it. Where their self-mark and your judgement disagree, that gap is the whole conversation and the best guide you will get to evidence you have not gathered. Tell the learner plainly that this is a checkpoint and not their grade. Expect most learners to sit low at this point — the goal-pursuit weeks are still ahead — and say so, so a learner does not read a provisional Theorist as a verdict on themselves.</w:t>
+        <w:t xml:space="preserve">Run the learner's growth self-check BEFORE you make your provisional judgement, not after, then talk about it. Where their self-mark and your judgement disagree, that gap is the whole conversation and the best guide you will get to evidence you have not gathered. Tell the learner plainly that this is a checkpoint and not their grade. Expect most learners to sit low at this point, the goal-pursuit weeks are still ahead, and say so, so a learner does not read a provisional Theorist as a verdict on themselves.</w:t>
       </w:r>
     </w:p>
     <w:tbl>
@@ -5242,7 +5242,7 @@
           <w:sz w:val="19"/>
           <w:szCs w:val="19"/>
         </w:rPr>
-        <w:t xml:space="preserve">Full guidance: “The mentor's record — one page per learner”.</w:t>
+        <w:t xml:space="preserve">Full guidance: “The mentor's record, one page per learner”.</w:t>
       </w:r>
     </w:p>
     <w:p>
@@ -5259,7 +5259,7 @@
           <w:sz w:val="28"/>
           <w:szCs w:val="28"/>
         </w:rPr>
-        <w:t xml:space="preserve">Weeks 7–11 — surfacing growth</w:t>
+        <w:t xml:space="preserve">Weeks 7–11, surfacing growth</w:t>
       </w:r>
     </w:p>
     <w:p>
@@ -5274,7 +5274,7 @@
           <w:sz w:val="21"/>
           <w:szCs w:val="21"/>
         </w:rPr>
-        <w:t xml:space="preserve">Naming the capability a learner already has but does not count, and — where a site can manage it — bringing an adult who matters into the picture.</w:t>
+        <w:t xml:space="preserve">Naming the capability a learner already has but does not count, and, where a site can manage it.  bringing an adult who matters into the picture.</w:t>
       </w:r>
     </w:p>
     <w:p>
@@ -5303,7 +5303,7 @@
           <w:sz w:val="22"/>
           <w:szCs w:val="22"/>
         </w:rPr>
-        <w:t xml:space="preserve">One or two conversations that ask about a day rather than about the learner, catch a verb, slow it down, and name what it actually was — first in ordinary words, then as the competency. This is where the strongest FSL2 evidence in many learners' lives gets connected to the programme for the first time, and where a learner's estimate of themselves changes.</w:t>
+        <w:t xml:space="preserve">One or two conversations that ask about a day rather than about the learner, catch a verb, slow it down, and name what it actually was. First in ordinary words, then as the competency. This is where the strongest FSL2 evidence in many learners' lives gets connected to the programme for the first time, and where a learner's estimate of themselves changes.</w:t>
       </w:r>
     </w:p>
     <w:p>
@@ -5372,7 +5372,7 @@
                 <w:sz w:val="21"/>
                 <w:szCs w:val="21"/>
               </w:rPr>
-              <w:t xml:space="preserve">Watch for the learner whose honest day is too heavy. Name the capability and raise the load with your coordinator — both can be true at once.</w:t>
+              <w:t xml:space="preserve">Watch for the learner whose honest day is too heavy. Name the capability and raise the load with your coordinator, both can be true at once.</w:t>
             </w:r>
           </w:p>
         </w:tc>
@@ -5419,7 +5419,7 @@
           <w:sz w:val="22"/>
           <w:szCs w:val="22"/>
         </w:rPr>
-        <w:t xml:space="preserve">Optional, and genuinely demanding to organise: a three-way conversation between you, the learner, and one adult the learner chooses and invites. The learner shows their own work and names what has changed; the adult says what they have noticed; all three agree one thing that would help. Run it for the learners you can — two well-run meetings are worth more than twenty rushed ones, and a site that manages none has not failed.</w:t>
+        <w:t xml:space="preserve">Optional, and genuinely demanding to organise: a three-way conversation between you, the learner, and one adult the learner chooses and invites. The learner shows their own work and names what has changed; the adult says what they have noticed; all three agree one thing that would help. Run it for the learners you can, two well-run meetings are worth more than twenty rushed ones, and a site that manages none has not failed.</w:t>
       </w:r>
     </w:p>
     <w:tbl>
@@ -5508,7 +5508,7 @@
           <w:sz w:val="28"/>
           <w:szCs w:val="28"/>
         </w:rPr>
-        <w:t xml:space="preserve">Week 12 — naming it, and what next</w:t>
+        <w:t xml:space="preserve">Week 12, naming it, and what next</w:t>
       </w:r>
     </w:p>
     <w:p>
@@ -5552,7 +5552,7 @@
           <w:sz w:val="22"/>
           <w:szCs w:val="22"/>
         </w:rPr>
-        <w:t xml:space="preserve">Ask them first — twelve weeks, what is different about you now — and wait. Then name what you saw, specifically, from your record. Then give the judgement plainly, and say what it does and does not mean. Then find the next controllable step, which exists in every version of this conversation including the hardest one. Hand back their book: it is theirs, and it is the most persuasive object in the room.</w:t>
+        <w:t xml:space="preserve">Ask them first, twelve weeks, what is different about you now, and wait. Then name what you saw, specifically, from your record. Then give the judgement plainly, and say what it does and does not mean. Then find the next controllable step, which exists in every version of this conversation including the hardest one. Hand back their book: it is theirs, and it is the most persuasive object in the room.</w:t>
       </w:r>
     </w:p>
     <w:p>
@@ -5621,7 +5621,7 @@
                 <w:sz w:val="21"/>
                 <w:szCs w:val="21"/>
               </w:rPr>
-              <w:t xml:space="preserve">The honest thing and the hopeful thing have to be the same sentence. Never promise a place, a timeline, or an outcome that is not yours to give — it is a debt that comes due after you have stopped seeing them.</w:t>
+              <w:t xml:space="preserve">The honest thing and the hopeful thing have to be the same sentence. Never promise a place, a timeline, or an outcome that is not yours to give. It is a debt that comes due after you have stopped seeing them.</w:t>
             </w:r>
           </w:p>
         </w:tc>
@@ -5717,7 +5717,7 @@
           <w:sz w:val="22"/>
           <w:szCs w:val="22"/>
         </w:rPr>
-        <w:t xml:space="preserve">The programme's design assumes this — the sessions are modular, the workbooks carry the scaffold, and every plan says a return is progress. But the moment that decides whether a learner actually comes back is the first ten minutes after they walk in. Get it wrong and they quietly stop coming.</w:t>
+        <w:t xml:space="preserve">The programme's design assumes this, the sessions are modular, the workbooks carry the scaffold, and every plan says a return is progress. But the moment that decides whether a learner actually comes back is the first ten minutes after they walk in. Get it wrong and they quietly stop coming.</w:t>
       </w:r>
     </w:p>
     <w:p>
@@ -5811,7 +5811,7 @@
           <w:sz w:val="22"/>
           <w:szCs w:val="22"/>
         </w:rPr>
-        <w:t xml:space="preserve">That is the whole opening. Do not follow it with "where have you been?" — not because you do not want to know, but because the honest answer may be one they cannot give in a room.</w:t>
+        <w:t xml:space="preserve">That is the whole opening. Do not follow it with "where have you been?", not because you do not want to know, but because the honest answer may be one they cannot give in a room.</w:t>
       </w:r>
     </w:p>
     <w:p>
@@ -6015,7 +6015,7 @@
           <w:sz w:val="22"/>
           <w:szCs w:val="22"/>
         </w:rPr>
-        <w:t xml:space="preserve">&gt; "Plans getting broken and picked back up — that IS the skill. That is what this course is teaching."</w:t>
+        <w:t xml:space="preserve">&gt; "Plans getting broken and picked back up. That IS the skill. That is what this course is teaching."</w:t>
       </w:r>
     </w:p>
     <w:p>
@@ -6305,7 +6305,7 @@
                 <w:sz w:val="19"/>
                 <w:szCs w:val="19"/>
               </w:rPr>
-              <w:t xml:space="preserve">Solve the logistics with your coordinator — a different day, a different time. Do not treat it as motivation</w:t>
+              <w:t xml:space="preserve">Solve the logistics with your coordinator. A different day, a different time. Do not treat it as motivation</w:t>
             </w:r>
           </w:p>
         </w:tc>
@@ -6450,7 +6450,7 @@
           <w:sz w:val="22"/>
           <w:szCs w:val="22"/>
         </w:rPr>
-        <w:t xml:space="preserve">Be honest and specific about what is still possible. Not "you can still catch up" if they cannot. Something like: "You will not finish everything. You can still set a goal and take real steps, and that is what the assessment is about." Honest and hopeful, both — an unrealistic promise costs you the learner the week they discover it.</w:t>
+        <w:t xml:space="preserve">Be honest and specific about what is still possible. Not "you can still catch up" if they cannot. Something like: "You will not finish everything. You can still set a goal and take real steps, and that is what the assessment is about." Honest and hopeful, both. An unrealistic promise costs you the learner the week they discover it.</w:t>
       </w:r>
     </w:p>
     <w:p>
@@ -6499,7 +6499,7 @@
           <w:sz w:val="21"/>
           <w:szCs w:val="21"/>
         </w:rPr>
-        <w:t xml:space="preserve">How to draw out the capability a learner already exercises at home and in the camp, name it in the language of the competencies, and turn it into evidence that survives to the assessment — for a cohort that routinely undervalues what it can already do.</w:t>
+        <w:t xml:space="preserve">How to draw out the capability a learner already exercises at home and in the camp, name it in the language of the competencies, and turn it into evidence that survives to the assessment. For a cohort that routinely undervalues what it can already do.</w:t>
       </w:r>
     </w:p>
     <w:p>
@@ -6528,7 +6528,7 @@
           <w:sz w:val="22"/>
           <w:szCs w:val="22"/>
         </w:rPr>
-        <w:t xml:space="preserve">Ask a learner here what they are good at and you will often get a short, thin answer, or none. That is not modesty and it is not an accurate self-assessment. Several years of interrupted schooling teaches a young person that capability is the thing school certifies, and school has mostly been unavailable. So the enormous amount they actually do — running a household, caring for younger siblings, translating for adults, earning, negotiating at a stall, resolving a dispute between neighbours, keeping a family fed on nothing — sits outside the category "things I can do."</w:t>
+        <w:t xml:space="preserve">Ask a learner here what they are good at and you will often get a short, thin answer, or none. That is not modesty and it is not an accurate self-assessment. Several years of interrupted schooling teaches a young person that capability is the thing school certifies, and school has mostly been unavailable. So the enormous amount they actually do, running a household, caring for younger siblings, translating for adults, earning, negotiating at a stall, resolving a dispute between neighbours, keeping a family fed on nothing. Sits outside the category "things I can do."</w:t>
       </w:r>
     </w:p>
     <w:p>
@@ -6653,7 +6653,7 @@
           <w:sz w:val="22"/>
           <w:szCs w:val="22"/>
         </w:rPr>
-        <w:t xml:space="preserve">When something goes past — took my sister to the health post, sorted out the argument at the water point, sold at the stall, cooked for six — stop there.</w:t>
+        <w:t xml:space="preserve">When something goes past, took my sister to the health post, sorted out the argument at the water point, sold at the stall, cooked for six, stop there.</w:t>
       </w:r>
     </w:p>
     <w:p>
@@ -6713,7 +6713,7 @@
           <w:sz w:val="22"/>
           <w:szCs w:val="22"/>
         </w:rPr>
-        <w:t xml:space="preserve">Say it plainly. Do not congratulate — describe. Being accurately described is more convincing than being praised, and this cohort has good defences against praise.</w:t>
+        <w:t xml:space="preserve">Say it plainly. Do not congratulate, describe. Being accurately described is more convincing than being praised, and this cohort has good defences against praise.</w:t>
       </w:r>
     </w:p>
     <w:p>
@@ -6761,7 +6761,7 @@
           <w:sz w:val="22"/>
           <w:szCs w:val="22"/>
         </w:rPr>
-        <w:t xml:space="preserve">5. Write it down while it is fresh — on your record, in their words. This is assessment evidence. See the mentor record.</w:t>
+        <w:t xml:space="preserve">5. Write it down while it is fresh, on your record, in their words. This is assessment evidence. See the mentor record.</w:t>
       </w:r>
     </w:p>
     <w:p>
@@ -6898,7 +6898,7 @@
                 <w:sz w:val="19"/>
                 <w:szCs w:val="19"/>
               </w:rPr>
-              <w:t xml:space="preserve">Set and pursue goals (FSL2) — including the adapting, which is the hard half</w:t>
+              <w:t xml:space="preserve">Set and pursue goals (FSL2). Including the adapting, which is the hard half</w:t>
             </w:r>
           </w:p>
         </w:tc>
@@ -7158,7 +7158,7 @@
                 <w:sz w:val="19"/>
                 <w:szCs w:val="19"/>
               </w:rPr>
-              <w:t xml:space="preserve">Contribution to community — and often the answer to the agency question they could not answer</w:t>
+              <w:t xml:space="preserve">Contribution to community, and often the answer to the agency question they could not answer</w:t>
             </w:r>
           </w:p>
         </w:tc>
@@ -7236,7 +7236,7 @@
           <w:sz w:val="22"/>
           <w:szCs w:val="22"/>
         </w:rPr>
-        <w:t xml:space="preserve">doing more than a young person should. That is a wellbeing conversation and possibly a referral, not a competency conversation. Both can be true at once — name the skill, and raise the load.</w:t>
+        <w:t xml:space="preserve">doing more than a young person should. That is a wellbeing conversation and possibly a referral, not a competency conversation. Both can be true at once, name the skill, and raise the load.</w:t>
       </w:r>
     </w:p>
     <w:p>
@@ -7345,7 +7345,7 @@
           <w:sz w:val="22"/>
           <w:szCs w:val="22"/>
         </w:rPr>
-        <w:t xml:space="preserve">Into the learner's own sense of themselves — which is the point, and shows up in the goals they set</w:t>
+        <w:t xml:space="preserve">Into the learner's own sense of themselves, which is the point, and shows up in the goals they set</w:t>
       </w:r>
     </w:p>
     <w:p>
@@ -7440,7 +7440,7 @@
           <w:sz w:val="21"/>
           <w:szCs w:val="21"/>
         </w:rPr>
-        <w:t xml:space="preserve">An optional three-way conversation — mentor, learner, and one adult the learner chooses — in which the learner shows their own work and says what has changed for them, and the adult says what they have noticed. Organisationally demanding, and worth it: it is the fastest way to make a learner's growth visible to the people whose belief in them shapes what happens next.</w:t>
+        <w:t xml:space="preserve">An optional three-way conversation, mentor, learner, and one adult the learner chooses, in which the learner shows their own work and says what has changed for them, and the adult says what they have noticed. Organisationally demanding, and worth it: it is the fastest way to make a learner's growth visible to the people whose belief in them shapes what happens next.</w:t>
       </w:r>
     </w:p>
     <w:p>
@@ -7457,7 +7457,7 @@
           <w:sz w:val="28"/>
           <w:szCs w:val="28"/>
         </w:rPr>
-        <w:t xml:space="preserve">Why bother — the case for the meeting</w:t>
+        <w:t xml:space="preserve">Why bother: the case for the meeting</w:t>
       </w:r>
     </w:p>
     <w:p>
@@ -7493,7 +7493,7 @@
           <w:sz w:val="22"/>
           <w:szCs w:val="22"/>
         </w:rPr>
-        <w:t xml:space="preserve">1. It makes growth articulable. Learners are poor at describing what has changed in them, and they get better at it by doing it in front of someone whose opinion they care about. This is the highest-stakes, most motivating practice of the recognise-and-communicate-growth skill available. 2. It surfaces evidence you do not have. The adult sees the learner in the twenty-one hours a day you do not. "He has started teaching his sister her letters." "She organised the neighbours about the water point." That is FSL2 and agency evidence, and you would never have got it. 3. It converts a private change into a recognised one. Being seen to have grown, by someone who matters, is what turns a learner's growth into something the people around them expect more of. That is often what decides whether learning continues after Week 12. 4. It gives the adult something to do. Most significant adults want to help and do not know how. The meeting ends with one concrete, small thing — protect this half hour, ask her about her goal on Fridays — which is far more useful than general encouragement.</w:t>
+        <w:t xml:space="preserve">1. It makes growth articulable. Learners are poor at describing what has changed in them, and they get better at it by doing it in front of someone whose opinion they care about. This is the highest-stakes, most motivating practice of the recognise-and-communicate-growth skill available. 2. It surfaces evidence you do not have. The adult sees the learner in the twenty-one hours a day you do not. "He has started teaching his sister her letters." "She organised the neighbours about the water point." That is FSL2 and agency evidence, and you would never have got it. 3. It converts a private change into a recognised one. Being seen to have grown, by someone who matters, is what turns a learner's growth into something the people around them expect more of. That is often what decides whether learning continues after Week 12. 4. It gives the adult something to do. Most significant adults want to help and do not know how. The meeting ends with one concrete, small thing, protect this half hour, ask her about her goal on Fridays, which is far more useful than general encouragement.</w:t>
       </w:r>
     </w:p>
     <w:p>
@@ -7534,7 +7534,7 @@
           <w:sz w:val="22"/>
           <w:szCs w:val="22"/>
         </w:rPr>
-        <w:t xml:space="preserve">Before. The learner chooses the adult, and the learner does the inviting — as with the showcase, the choosing is part of the value. Agree with your coordinator where it happens and that it is a safe and appropriate space. Prepare the learner: which three things will you show, and what is the one change you will name? Ten minutes of preparation makes the difference between a proud half hour and a silent one.</w:t>
+        <w:t xml:space="preserve">Before. The learner chooses the adult, and the learner does the inviting. As with the showcase, the choosing is part of the value. Agree with your coordinator where it happens and that it is a safe and appropriate space. Prepare the learner: which three things will you show, and what is the one change you will name? Ten minutes of preparation makes the difference between a proud half hour and a silent one.</w:t>
       </w:r>
     </w:p>
     <w:p>
@@ -7674,7 +7674,7 @@
           <w:sz w:val="22"/>
           <w:szCs w:val="22"/>
         </w:rPr>
-        <w:t xml:space="preserve">After. Note what the adult said in your mentor record — it is evidence. The learner writes or draws the agreed one thing on their mentoring page. Do not write anything about the meeting on the learner's own page beyond that: their book goes home.</w:t>
+        <w:t xml:space="preserve">After. Note what the adult said in your mentor record. It is evidence. The learner writes or draws the agreed one thing on their mentoring page. Do not write anything about the meeting on the learner's own page beyond that: their book goes home.</w:t>
       </w:r>
     </w:p>
     <w:p>
@@ -7703,7 +7703,7 @@
           <w:sz w:val="22"/>
           <w:szCs w:val="22"/>
         </w:rPr>
-        <w:t xml:space="preserve">1. It becomes a parents' evening. The mentor talks, the adult listens, the learner sits silent while being described. If you are speaking more than the learner, stop and hand it back. 2. Grades appear. Do not share the Week-6 or Week-12 judgement, the proficiency level, or any comparison with other learners. This meeting is about what changed, not about a mark. 3. Something private is repeated. Anything a learner told you in confidence stays in confidence. Say this to the learner beforehand, in plain words, so they can relax into the meeting. 4. The adult uses it to complain about the learner. Redirect once, warmly and firmly — "what I'd most like to hear is what you have seen her do well" — and if it continues, close the meeting early and courteously. Then debrief the learner alone; do not leave them holding it. 5. It exposes a learner. A learner with no adult to bring, or whose household would make the meeting unsafe, must never be visible as such. Offer it privately, take no for an answer without a reason, and never announce who is having one.</w:t>
+        <w:t xml:space="preserve">1. It becomes a parents' evening. The mentor talks, the adult listens, the learner sits silent while being described. If you are speaking more than the learner, stop and hand it back. 2. Grades appear. Do not share the Week-6 or Week-12 judgement, the proficiency level, or any comparison with other learners. This meeting is about what changed, not about a mark. 3. Something private is repeated. Anything a learner told you in confidence stays in confidence. Say this to the learner beforehand, in plain words, so they can relax into the meeting. 4. The adult uses it to complain about the learner. Redirect once, warmly and firmly, "what I'd most like to hear is what you have seen her do well", and if it continues, close the meeting early and courteously. Then debrief the learner alone; do not leave them holding it. 5. It exposes a learner. A learner with no adult to bring, or whose household would make the meeting unsafe, must never be visible as such. Offer it privately, take no for an answer without a reason, and never announce who is having one.</w:t>
       </w:r>
     </w:p>
     <w:p>
@@ -7928,7 +7928,7 @@
           <w:sz w:val="22"/>
           <w:szCs w:val="22"/>
         </w:rPr>
-        <w:t xml:space="preserve">Someone whose opinion matters to you, and who is part of your life: a parent, an older brother or sister, an aunt or uncle, a grandparent, a guardian, a teacher, a religious leader, a neighbour who has helped you. You choose. If you would rather not have this meeting at all, say so — nobody will ask you why, and nothing bad happens.</w:t>
+        <w:t xml:space="preserve">Someone whose opinion matters to you, and who is part of your life: a parent, an older brother or sister, an aunt or uncle, a grandparent, a guardian, a teacher, a religious leader, a neighbour who has helped you. You choose. If you would rather not have this meeting at all, say so. Nobody will ask you why, and nothing bad happens.</w:t>
       </w:r>
     </w:p>
     <w:p>
@@ -7969,7 +7969,7 @@
           <w:sz w:val="22"/>
           <w:szCs w:val="22"/>
         </w:rPr>
-        <w:t xml:space="preserve">1. You show your work. Your book, your goal, your card, your part of our research. You do the showing and the talking — your mentor is there to help if you get stuck, not to speak for you. 2. You say what has changed. One thing you can do now that you could not do before. 3. They say what they have noticed. The adult says what they have seen change in you at home or outside the learning space. Sometimes this is the surprising part.</w:t>
+        <w:t xml:space="preserve">1. You show your work. Your book, your goal, your card, your part of our research. You do the showing and the talking, your mentor is there to help if you get stuck, not to speak for you. 2. You say what has changed. One thing you can do now that you could not do before. 3. They say what they have noticed. The adult says what they have seen change in you at home or outside the learning space. Sometimes this is the surprising part.</w:t>
       </w:r>
     </w:p>
     <w:p>
@@ -8081,7 +8081,7 @@
           <w:sz w:val="21"/>
           <w:szCs w:val="21"/>
         </w:rPr>
-        <w:t xml:space="preserve">The closing mentoring conversation: naming what actually changed, hearing the learner's own reading of it, and finding a next step that is inside their control — including when the honest answer is that the accredited place is not there yet.</w:t>
+        <w:t xml:space="preserve">The closing mentoring conversation: naming what actually changed, hearing the learner's own reading of it, and finding a next step that is inside their control. Including when the honest answer is that the accredited place is not there yet.</w:t>
       </w:r>
     </w:p>
     <w:p>
@@ -8173,7 +8173,7 @@
           <w:sz w:val="22"/>
           <w:szCs w:val="22"/>
         </w:rPr>
-        <w:t xml:space="preserve">What they all have in common: the honest thing and the hopeful thing must be the same sentence. If you split them — say the honest thing then add a hopeful thing that is not connected to it — learners hear only the first half, and they are right to.</w:t>
+        <w:t xml:space="preserve">What they all have in common: the honest thing and the hopeful thing must be the same sentence. If you split them, say the honest thing then add a hopeful thing that is not connected to it, learners hear only the first half, and they are right to.</w:t>
       </w:r>
     </w:p>
     <w:p>
@@ -8368,7 +8368,7 @@
           <w:sz w:val="22"/>
           <w:szCs w:val="22"/>
         </w:rPr>
-        <w:t xml:space="preserve">Keep the goal cycle going on something new — they now have the method, and it is theirs.</w:t>
+        <w:t xml:space="preserve">Keep the goal cycle going on something new, they now have the method, and it is theirs.</w:t>
       </w:r>
     </w:p>
     <w:p>
@@ -8472,7 +8472,7 @@
           <w:sz w:val="22"/>
           <w:szCs w:val="22"/>
         </w:rPr>
-        <w:t xml:space="preserve">Then find the controllable step. Do not fill the silence after the bad news — let them have it.</w:t>
+        <w:t xml:space="preserve">Then find the controllable step. Do not fill the silence after the bad news, let them have it.</w:t>
       </w:r>
     </w:p>
     <w:p>
@@ -8525,7 +8525,7 @@
           <w:sz w:val="22"/>
           <w:szCs w:val="22"/>
         </w:rPr>
-        <w:t xml:space="preserve">1. Making the whole conversation about the accredited pathway. It is the door this programme is trying to open, and it is not the whole of what the learner gained. If the place is the only thing that counted, then a learner who does not get one learned nothing — which is untrue, and they will believe you. 2. Assuming continuation is the learner's decision. For many learners, and disproportionately for girls, it is not. Ask who else will be part of the decision, and ask what would help them. This is often the conversation that leads to the optional significant adult meeting, if you have not already had one. 3. Ending without a handover. If a learner is going on to something, they should leave knowing who to speak to and how. If they are not, tell your coordinator who is at risk of falling out of contact.</w:t>
+        <w:t xml:space="preserve">1. Making the whole conversation about the accredited pathway. It is the door this programme is trying to open, and it is not the whole of what the learner gained. If the place is the only thing that counted, then a learner who does not get one learned nothing, which is untrue, and they will believe you. 2. Assuming continuation is the learner's decision. For many learners, and disproportionately for girls, it is not. Ask who else will be part of the decision, and ask what would help them. This is often the conversation that leads to the optional significant adult meeting, if you have not already had one. 3. Ending without a handover. If a learner is going on to something, they should leave knowing who to speak to and how. If they are not, tell your coordinator who is at risk of falling out of contact.</w:t>
       </w:r>
     </w:p>
     <w:p>
@@ -8554,7 +8554,7 @@
           <w:sz w:val="22"/>
           <w:szCs w:val="22"/>
         </w:rPr>
-        <w:t xml:space="preserve">Note in your record what the learner said had changed, in their own words. Two things use it: the FSL2 and FSI1 judgements, and NRC's reporting on what the programme actually did — for which a learner's own account of what changed is worth more than another number.</w:t>
+        <w:t xml:space="preserve">Note in your record what the learner said had changed, in their own words. Two things use it: the FSL2 and FSI1 judgements, and NRC's reporting on what the programme actually did. For which a learner's own account of what changed is worth more than another number.</w:t>
       </w:r>
     </w:p>
     <w:p>

--- a/public/downloads/lb-coxs-bazar-mentoring-guide.docx
+++ b/public/downloads/lb-coxs-bazar-mentoring-guide.docx
@@ -123,7 +123,7 @@
           <w:sz w:val="22"/>
           <w:szCs w:val="22"/>
         </w:rPr>
-        <w:t xml:space="preserve">A4 paper, portrait. Do not let the printer "shrink to fit", the writing lines are sized for A4.</w:t>
+        <w:t xml:space="preserve">A4 paper, portrait. Do not let the printer "shrink to fit" - the writing lines are sized for A4.</w:t>
       </w:r>
     </w:p>
     <w:p>
@@ -174,7 +174,7 @@
           <w:sz w:val="22"/>
           <w:szCs w:val="22"/>
         </w:rPr>
-        <w:t xml:space="preserve">One copy per facilitator. It is a reference book, you will come back to it, so it is worth binding.</w:t>
+        <w:t xml:space="preserve">One copy per facilitator. It is a reference book - you will come back to it, so it is worth binding.</w:t>
       </w:r>
     </w:p>
     <w:p>
@@ -191,7 +191,7 @@
           <w:sz w:val="22"/>
           <w:szCs w:val="22"/>
         </w:rPr>
-        <w:t xml:space="preserve">If paper is short, print "Safeguarding and referral" and "The ten-minute conversation" first, those two you need in your hand.</w:t>
+        <w:t xml:space="preserve">If paper is short, print "Safeguarding and referral" and "The ten-minute conversation" first - those two you need in your hand.</w:t>
       </w:r>
     </w:p>
     <w:p>
@@ -278,7 +278,7 @@
           <w:sz w:val="22"/>
           <w:szCs w:val="22"/>
         </w:rPr>
-        <w:t xml:space="preserve">The plan for the fourth component: short 1:1 conversations, most weeks, folded into the in-person time the other three components already use. It is set out as an arc rather than in hours, because a mentoring relationship over twelve weeks has phases, getting known, keeping the goal alive, the week-6 checkpoint, surfacing growth, and an honest closing conversation, and which phase you are in changes what the conversation is for. It adds no hours to the timetable.</w:t>
+        <w:t xml:space="preserve">The plan for the fourth component: short 1:1 conversations, most weeks, folded into the in-person time the other three components already use. It is set out as an arc rather than in hours, because a mentoring relationship over twelve weeks has phases - getting known, keeping the goal alive, the week-6 checkpoint, surfacing growth, and an honest closing conversation - and which phase you are in changes what the conversation is for. It adds no hours to the timetable.</w:t>
       </w:r>
     </w:p>
     <w:p>
@@ -310,19 +310,19 @@
           <w:sz w:val="21"/>
           <w:szCs w:val="21"/>
         </w:rPr>
-        <w:t xml:space="preserve">Read this before the plan. It is what the conversations are working towards, the plan is how, this is why.</w:t>
-      </w:r>
-    </w:p>
-    <w:p>
-      <w:pPr>
-        <w:spacing w:after="140" w:before="0" w:line="300"/>
-      </w:pPr>
-      <w:r>
-        <w:rPr>
-          <w:sz w:val="22"/>
-          <w:szCs w:val="22"/>
-        </w:rPr>
-        <w:t xml:space="preserve">Mentoring and Wellbeing is what makes the programme add up to a person rather than three courses. It is the only component that touches the same learner across all twelve weeks and all three of the others: the place where a young person is known as an individual, where the goal set in Agency in Learning stays alive between sessions, where distress is noticed early enough to act on, and where the capability a learner already exercises in daily life is recognised as capability. It adds no hours of its own, about ten minutes per learner, most weeks, inside the in-person time the taught components already use.</w:t>
+        <w:t xml:space="preserve">Read this before the plan. It is what the conversations are working towards - the plan is how, this is why.</w:t>
+      </w:r>
+    </w:p>
+    <w:p>
+      <w:pPr>
+        <w:spacing w:after="140" w:before="0" w:line="300"/>
+      </w:pPr>
+      <w:r>
+        <w:rPr>
+          <w:sz w:val="22"/>
+          <w:szCs w:val="22"/>
+        </w:rPr>
+        <w:t xml:space="preserve">Mentoring and Wellbeing is what makes the programme add up to a person rather than three courses. It is the only component that touches the same learner across all twelve weeks and all three of the others: the place where a young person is known as an individual, where the goal set in Agency in Learning stays alive between sessions, where distress is noticed early enough to act on, and where the capability a learner already exercises in daily life is recognised as capability. It adds no hours of its own - about ten minutes per learner, most weeks, inside the in-person time the taught components already use.</w:t>
       </w:r>
     </w:p>
     <w:p>
@@ -410,7 +410,7 @@
           <w:sz w:val="24"/>
           <w:szCs w:val="24"/>
         </w:rPr>
-        <w:t xml:space="preserve">2.  Distress is noticed early, and referred, not counselled</w:t>
+        <w:t xml:space="preserve">2.  Distress is noticed early, and referred - not counselled</w:t>
       </w:r>
     </w:p>
     <w:p>
@@ -464,7 +464,7 @@
           <w:sz w:val="21"/>
           <w:szCs w:val="21"/>
         </w:rPr>
-        <w:t xml:space="preserve">What you do:  Every conversation picks up the step agreed last time, asks what got in the way without making it a test, and ends with one new step small enough to actually happen. Said by the learner, not by you.</w:t>
+        <w:t xml:space="preserve">What you do:  Every conversation picks up the step agreed last time, asks what got in the way without making it a test, and ends with one new step small enough to actually happen - said by the learner, not by you.</w:t>
       </w:r>
     </w:p>
     <w:p>
@@ -506,7 +506,7 @@
           <w:sz w:val="21"/>
           <w:szCs w:val="21"/>
         </w:rPr>
-        <w:t xml:space="preserve">What you do:  Asking about a day rather than about the learner, catching what they actually did, caring for siblings, translating, earning, resolving a dispute, and naming it plainly, then naming it as the competency.</w:t>
+        <w:t xml:space="preserve">What you do:  Asking about a day rather than about the learner, catching what they actually did - caring for siblings, translating, earning, resolving a dispute - and naming it plainly, then naming it as the competency.</w:t>
       </w:r>
     </w:p>
     <w:p>
@@ -548,7 +548,7 @@
           <w:sz w:val="21"/>
           <w:szCs w:val="21"/>
         </w:rPr>
-        <w:t xml:space="preserve">What you do:  Keeping pathways conversations on the next controllable step rather than on futures that are currently blocked, and, where a site can manage it, bringing an adult who matters into the picture through the optional three-way meeting.</w:t>
+        <w:t xml:space="preserve">What you do:  Keeping pathways conversations on the next controllable step rather than on futures that are currently blocked, and - where a site can manage it - bringing an adult who matters into the picture through the optional three-way meeting.</w:t>
       </w:r>
     </w:p>
     <w:p>
@@ -590,7 +590,7 @@
           <w:sz w:val="22"/>
           <w:szCs w:val="22"/>
         </w:rPr>
-        <w:t xml:space="preserve">Ongoing · about 10 minutes per learner, most weeks. It adds no hours of its own, it runs inside the in-person time the taught components already use.</w:t>
+        <w:t xml:space="preserve">Ongoing · about 10 minutes per learner, most weeks. It adds no hours of its own - it runs inside the in-person time the taught components already use.</w:t>
       </w:r>
     </w:p>
     <w:p>
@@ -627,7 +627,7 @@
           <w:sz w:val="22"/>
           <w:szCs w:val="22"/>
         </w:rPr>
-        <w:t xml:space="preserve">Mentoring is the only component that touches the same learner across all twelve weeks and all three of the others, and it is the one that makes the programme add up to a person rather than three courses. Two things hold it together. The first is a fixed conversation shape, check in, pick up the last step, look at what is in front of them, agree one next step, short enough to run while the rest of the group works, and repeatable by a facilitator with limited training. The second is continuity: a light paper record on your side and one step on the learner's side, so every conversation starts where the last one ended and a learner who returns after three weeks away is picked up rather than restarted. The release of control works differently here from the taught components. You are not handing over a task; you are gradually asking the learner to do more of the naming, what got in the way, what they already tried, what the next step is, and finally what has changed in them. By Week 12 the learner should be doing most of the talking in their own review. What never changes is that you are not a counsellor: you notice, you steady, and you refer, and you know the referral pathway before you take a single learner.</w:t>
+        <w:t xml:space="preserve">Mentoring is the only component that touches the same learner across all twelve weeks and all three of the others, and it is the one that makes the programme add up to a person rather than three courses. Two things hold it together. The first is a fixed conversation shape - check in, pick up the last step, look at what is in front of them, agree one next step - short enough to run while the rest of the group works, and repeatable by a facilitator with limited training. The second is continuity: a light paper record on your side and one step on the learner's side, so every conversation starts where the last one ended and a learner who returns after three weeks away is picked up rather than restarted. The release of control works differently here from the taught components. You are not handing over a task; you are gradually asking the learner to do more of the naming - what got in the way, what they already tried, what the next step is, and finally what has changed in them. By Week 12 the learner should be doing most of the talking in their own review. What never changes is that you are not a counsellor: you notice, you steady, and you refer, and you know the referral pathway before you take a single learner.</w:t>
       </w:r>
     </w:p>
     <w:p>
@@ -656,7 +656,7 @@
           <w:sz w:val="22"/>
           <w:szCs w:val="22"/>
         </w:rPr>
-        <w:t xml:space="preserve">Mentoring is not separately assessed, and it must not become a place where learners feel judged. The moment conversations turn into progress checks, learners start managing you and you lose the early warning the component exists for. But it is a major SOURCE of evidence for both graded competencies, and mentors routinely under-use it. Much of the strongest evidence in this cohort is oral: a learner who cannot yet write may show the whole of Set and Pursue Goals in conversation, choosing a goal, adapting when a step failed, explaining why. If your only evidence is the workbook you will under-judge exactly the learners this programme exists for. The mentor record is how that evidence survives to Week 12; bring it to both judgement points.</w:t>
+        <w:t xml:space="preserve">Mentoring is not separately assessed, and it must not become a place where learners feel judged - the moment conversations turn into progress checks, learners start managing you and you lose the early warning the component exists for. But it is a major SOURCE of evidence for both graded competencies, and mentors routinely under-use it. Much of the strongest evidence in this cohort is oral: a learner who cannot yet write may show the whole of Set and Pursue Goals in conversation - choosing a goal, adapting when a step failed, explaining why. If your only evidence is the workbook you will under-judge exactly the learners this programme exists for. The mentor record is how that evidence survives to Week 12; bring it to both judgement points.</w:t>
       </w:r>
     </w:p>
     <w:tbl>
@@ -710,7 +710,7 @@
                 <w:sz w:val="21"/>
                 <w:szCs w:val="21"/>
               </w:rPr>
-              <w:t xml:space="preserve">Know NRC’s Code of Conduct, and the MHPSS and protection referral pathway. The actual name of the person you hand a concern to, written down and to hand.</w:t>
+              <w:t xml:space="preserve">Know NRC’s Code of Conduct, and the MHPSS and protection referral pathway - the actual name of the person you hand a concern to, written down and to hand.</w:t>
             </w:r>
           </w:p>
           <w:p>
@@ -771,7 +771,7 @@
           <w:sz w:val="22"/>
           <w:szCs w:val="22"/>
         </w:rPr>
-        <w:t xml:space="preserve">In this programme, 1:1 mentoring is the spine of wellbeing support: it is where a learner is known as a person, where distress is noticed early, and where the learning goals set in Agency in Learning are kept alive between sessions. Mentors here are not counsellors, they build the relationship, notice concerns, and refer along NRC's pathways. The shared practice is the mentor moves on the Educators pages; the notes below say how those moves are held in the Cox's Bazar context, where displacement, protection risks, and interrupted schooling shape every conversation.</w:t>
+        <w:t xml:space="preserve">In this programme, 1:1 mentoring is the spine of wellbeing support: it is where a learner is known as a person, where distress is noticed early, and where the learning goals set in Agency in Learning are kept alive between sessions. Mentors here are not counsellors - they build the relationship, notice concerns, and refer along NRC's pathways. The shared practice is the mentor moves on the Educators pages; the notes below say how those moves are held in the Cox's Bazar context, where displacement, protection risks, and interrupted schooling shape every conversation.</w:t>
       </w:r>
     </w:p>
     <w:p>
@@ -846,7 +846,7 @@
           <w:sz w:val="22"/>
           <w:szCs w:val="22"/>
         </w:rPr>
-        <w:t xml:space="preserve">Mentoring is folded into the weekly in-person time as short 1:1 or very small-group conversations, with no devices and no internet. Mentors keep a light paper record of what they notice so each conversation builds on the last, and the rhythm is designed to survive stop-start attendance. You pick up where the learner is, not where the schedule says they should be.</w:t>
+        <w:t xml:space="preserve">Mentoring is folded into the weekly in-person time as short 1:1 or very small-group conversations, with no devices and no internet. Mentors keep a light paper record of what they notice so each conversation builds on the last, and the rhythm is designed to survive stop-start attendance - you pick up where the learner is, not where the schedule says they should be.</w:t>
       </w:r>
     </w:p>
     <w:p>
@@ -875,7 +875,7 @@
           <w:sz w:val="22"/>
           <w:szCs w:val="22"/>
         </w:rPr>
-        <w:t xml:space="preserve">Mentoring is the first line when a learner is struggling, but the mentor's job is to notice, steady, and refer, not to counsel. Know NRC's MHPSS and protection referral pathway before you take a caseload, so that when something surfaces you already know who to hand it to and how.</w:t>
+        <w:t xml:space="preserve">Mentoring is the first line when a learner is struggling, but the mentor's job is to notice, steady, and refer - not to counsel. Know NRC's MHPSS and protection referral pathway before you take a caseload, so that when something surfaces you already know who to hand it to and how.</w:t>
       </w:r>
     </w:p>
     <w:p>
@@ -904,7 +904,7 @@
           <w:sz w:val="22"/>
           <w:szCs w:val="22"/>
         </w:rPr>
-        <w:t xml:space="preserve">All mentoring follows NRC's Code of Conduct and protection principles. No learner ever has to share; mentors are given clear step-back guidance for sensitive ground, loss, family, marriage, displacement, and the safeguarding moves never replace NRC's own policy and referral pathways.</w:t>
+        <w:t xml:space="preserve">All mentoring follows NRC's Code of Conduct and protection principles. No learner ever has to share; mentors are given clear step-back guidance for sensitive ground - loss, family, marriage, displacement - and the safeguarding moves never replace NRC's own policy and referral pathways.</w:t>
       </w:r>
     </w:p>
     <w:p>
@@ -1110,7 +1110,7 @@
                 <w:sz w:val="19"/>
                 <w:szCs w:val="19"/>
               </w:rPr>
-              <w:t xml:space="preserve">Know NRC's safeguarding policy and the camp referral pathway before you mentor anyone. Disclosures here may involve protection risks common in displacement, child marriage, family separation, gender-based violence, so respond calmly, never promise secrecy, and refer.</w:t>
+              <w:t xml:space="preserve">Know NRC's safeguarding policy and the camp referral pathway before you mentor anyone. Disclosures here may involve protection risks common in displacement - child marriage, family separation, gender-based violence - so respond calmly, never promise secrecy, and refer.</w:t>
             </w:r>
           </w:p>
         </w:tc>
@@ -1216,7 +1216,7 @@
                 <w:sz w:val="19"/>
                 <w:szCs w:val="19"/>
               </w:rPr>
-              <w:t xml:space="preserve">Surface the skills learners are already using in camp life, caring for siblings, translating, running a stall, resolving disputes, and capture that growth orally and visually, since many learners are not yet literate. This evidence feeds the Set and Pursue Goals assessment.</w:t>
+              <w:t xml:space="preserve">Surface the skills learners are already using in camp life - caring for siblings, translating, running a stall, resolving disputes - and capture that growth orally and visually, since many learners are not yet literate. This evidence feeds the Set and Pursue Goals assessment.</w:t>
             </w:r>
           </w:p>
         </w:tc>
@@ -1338,7 +1338,7 @@
           <w:sz w:val="22"/>
           <w:szCs w:val="22"/>
         </w:rPr>
-        <w:t xml:space="preserve">Read this before you take a caseload. Mentoring is the fourth component of this programme, and the only one that touches the same learner across all twelve weeks and all three of the others. It adds no hours of its own, it happens inside the in-person time you already have.</w:t>
+        <w:t xml:space="preserve">Read this before you take a caseload. Mentoring is the fourth component of this programme, and the only one that touches the same learner across all twelve weeks and all three of the others. It adds no hours of its own - it happens inside the in-person time you already have.</w:t>
       </w:r>
     </w:p>
     <w:p>
@@ -1379,7 +1379,7 @@
           <w:sz w:val="22"/>
           <w:szCs w:val="22"/>
         </w:rPr>
-        <w:t xml:space="preserve">It is not counselling. You are not trained for it, it is not your role, and attempting it puts a learner at risk. Your job is to notice, steady, and refer. Know NRC's MHPSS and protection referral pathway before you take a single learner, who you hand a concern to, and how, written down and to hand, not looked for in the moment.</w:t>
+        <w:t xml:space="preserve">It is not counselling. You are not trained for it, it is not your role, and attempting it puts a learner at risk. Your job is to notice, steady, and refer. Know NRC's MHPSS and protection referral pathway before you take a single learner - who you hand a concern to, and how - written down and to hand, not looked for in the moment.</w:t>
       </w:r>
     </w:p>
     <w:p>
@@ -1565,7 +1565,7 @@
           <w:sz w:val="22"/>
           <w:szCs w:val="22"/>
         </w:rPr>
-        <w:t xml:space="preserve">While the rest of the group is working, drawing, sorting, practising in pairs, take two or three learners aside in turn for a short conversation. Over the three learning days you get to everyone. Ten minutes each, most weeks, is the target. It costs no extra hours.</w:t>
+        <w:t xml:space="preserve">While the rest of the group is working - drawing, sorting, practising in pairs - take two or three learners aside in turn for a short conversation. Over the three learning days you get to everyone. Ten minutes each, most weeks, is the target. It costs no extra hours.</w:t>
       </w:r>
     </w:p>
     <w:p>
@@ -1589,7 +1589,7 @@
           <w:sz w:val="22"/>
           <w:szCs w:val="22"/>
         </w:rPr>
-        <w:t xml:space="preserve">1. Set the group up on something self-sustaining first. The workbook pages are designed for it, every page carries a worked example and a frame, so learners can keep going while you are with someone else. Choose the moment; do not pull someone out of the one activity they were enjoying. 2. Take them aside, not out of sight. Somewhere the conversation is private in sound but visible in the room. That protects the learner and it protects you.</w:t>
+        <w:t xml:space="preserve">1. Set the group up on something self-sustaining first. The workbook pages are designed for it - every page carries a worked example and a frame, so learners can keep going while you are with someone else. Choose the moment; do not pull someone out of the one activity they were enjoying. 2. Take them aside, not out of sight. Somewhere the conversation is private in sound but visible in the room. That protects the learner and it protects you.</w:t>
       </w:r>
     </w:p>
     <w:p>
@@ -1618,7 +1618,7 @@
           <w:sz w:val="22"/>
           <w:szCs w:val="22"/>
         </w:rPr>
-        <w:t xml:space="preserve">You keep a light paper record, one page per learner, of what you notice and what was agreed. Not a transcript. Its whole purpose is that the next conversation starts where the last one ended, and that a learner who returns after three weeks away is picked up rather than restarted.</w:t>
+        <w:t xml:space="preserve">You keep a light paper record - one page per learner - of what you notice and what was agreed. Not a transcript. Its whole purpose is that the next conversation starts where the last one ended, and that a learner who returns after three weeks away is picked up rather than restarted.</w:t>
       </w:r>
     </w:p>
     <w:p>
@@ -2043,7 +2043,7 @@
           <w:sz w:val="22"/>
           <w:szCs w:val="22"/>
         </w:rPr>
-        <w:t xml:space="preserve">1. Start with a genuine check-in, every time, before anything else. Not "how are you" as a way in. Actually wait for the answer. 2. Ask, then be quiet. Count five seconds before you fill the silence. Most of what you need to hear arrives in second four. 3. Coach, don't rescue. The instinct to solve it is strong and it takes the learning away. Ask what they have already tried. 4. One step, agreed out loud, small enough to actually happen. End every conversation with it. 5. Watch the pattern, not the answer. A learner whose "fine" has changed shape over four weeks is telling you something no single conversation will.</w:t>
+        <w:t xml:space="preserve">1. Start with a genuine check-in, every time, before anything else. Not "how are you" as a way in - actually wait for the answer. 2. Ask, then be quiet. Count five seconds before you fill the silence. Most of what you need to hear arrives in second four. 3. Coach, don't rescue. The instinct to solve it is strong and it takes the learning away. Ask what they have already tried. 4. One step, agreed out loud, small enough to actually happen. End every conversation with it. 5. Watch the pattern, not the answer. A learner whose "fine" has changed shape over four weeks is telling you something no single conversation will.</w:t>
       </w:r>
     </w:p>
     <w:p>
@@ -2150,7 +2150,7 @@
           <w:sz w:val="22"/>
           <w:szCs w:val="22"/>
         </w:rPr>
-        <w:t xml:space="preserve">1. The referral pathway, written down and to hand. The name of the person you hand a concern to, how to reach them, what happens out of hours, and what you do if you cannot reach them. Not "I think it's the protection focal point", the actual name, on paper, in your bag. 2. NRC's Code of Conduct, read. Including the parts about physical contact, being alone with a learner, transport, gifts, and contact outside the programme. 3. Your own limits, named. You are a mentor, not a counsellor. Write that sentence somewhere you will see it. The pull to help more than you should is strongest with the learners you like most.</w:t>
+        <w:t xml:space="preserve">1. The referral pathway, written down and to hand. The name of the person you hand a concern to, how to reach them, what happens out of hours, and what you do if you cannot reach them. Not "I think it's the protection focal point" - the actual name, on paper, in your bag. 2. NRC's Code of Conduct, read. Including the parts about physical contact, being alone with a learner, transport, gifts, and contact outside the programme. 3. Your own limits, named. You are a mentor, not a counsellor. Write that sentence somewhere you will see it. The pull to help more than you should is strongest with the learners you like most.</w:t>
       </w:r>
     </w:p>
     <w:p>
@@ -2314,7 +2314,7 @@
           <w:sz w:val="22"/>
           <w:szCs w:val="22"/>
         </w:rPr>
-        <w:t xml:space="preserve">1. Stay calm and stay ordinary. Do not gasp, recoil, or become urgent. 2. Listen. Do not investigate. It is not your job to establish what happened. Do not ask probing questions, do not ask for detail, do not ask "are you sure". Every extra question can damage a formal process later and makes the learner tell the story more times than they should have to. 3. Do not promise secrecy, see above. If they have already asked, say the line. 4. Believe them, out loud. "Thank you for telling me. I am glad you did." That is all. 5. Say what you will do next, in plain words. "I am going to talk to ___, whose job it is to help. I will tell you when I have." 6. Do not leave them alone with it. Stay a few minutes. Ask what would help right now. 7. Refer the same day. Not tomorrow, not when it is convenient. 8. Write down what was said, in the learner's own words, as soon as you can. Facts, not your interpretation, and not on the learner's own page. Give it to the person you refer to.</w:t>
+        <w:t xml:space="preserve">1. Stay calm and stay ordinary. Do not gasp, recoil, or become urgent. 2. Listen. Do not investigate. It is not your job to establish what happened. Do not ask probing questions, do not ask for detail, do not ask "are you sure". Every extra question can damage a formal process later and makes the learner tell the story more times than they should have to. 3. Do not promise secrecy - see above. If they have already asked, say the line. 4. Believe them, out loud. "Thank you for telling me. I am glad you did." That is all. 5. Say what you will do next, in plain words. "I am going to talk to ___, whose job it is to help. I will tell you when I have." 6. Do not leave them alone with it. Stay a few minutes. Ask what would help right now. 7. Refer the same day. Not tomorrow, not when it is convenient. 8. Write down what was said, in the learner's own words, as soon as you can - facts, not your interpretation, and not on the learner's own page. Give it to the person you refer to.</w:t>
       </w:r>
     </w:p>
     <w:p>
@@ -2469,7 +2469,7 @@
           <w:sz w:val="22"/>
           <w:szCs w:val="22"/>
         </w:rPr>
-        <w:t xml:space="preserve">For the last one in particular: it may not arrive as a disclosure at all. It arrives as attendance quietly falling off. Notice absences and ask about them privately, kindly, and early. That conversation is sometimes the only intervention that happens.</w:t>
+        <w:t xml:space="preserve">For the last one in particular: it may not arrive as a disclosure at all. It arrives as attendance quietly falling off. Notice absences and ask about them privately, kindly, and early - that conversation is sometimes the only intervention that happens.</w:t>
       </w:r>
     </w:p>
     <w:p>
@@ -2641,7 +2641,7 @@
           <w:sz w:val="22"/>
           <w:szCs w:val="22"/>
         </w:rPr>
-        <w:t xml:space="preserve">Much of what a mentoring conversation touches is painful without being a safeguarding matter. A death, a lost home, a family not all here. You do not have to fix it and you must not excavate it.</w:t>
+        <w:t xml:space="preserve">Much of what a mentoring conversation touches is painful without being a safeguarding matter - a death, a lost home, a family not all here. You do not have to fix it and you must not excavate it.</w:t>
       </w:r>
     </w:p>
     <w:p>
@@ -2682,7 +2682,7 @@
           <w:sz w:val="22"/>
           <w:szCs w:val="22"/>
         </w:rPr>
-        <w:t xml:space="preserve">Hearing this is heavy, and mentors in camp settings often carry the same displacement the learners do. Do not hold a disclosure alone. That is what the referral is for, and it is for your sake as well as theirs. Tell your coordinator when a conversation has affected you. A mentor running on empty stops noticing, and noticing is the job.</w:t>
+        <w:t xml:space="preserve">Hearing this is heavy, and mentors in camp settings often carry the same displacement the learners do. Do not hold a disclosure alone - that is what the referral is for, and it is for your sake as well as theirs. Tell your coordinator when a conversation has affected you. A mentor running on empty stops noticing, and noticing is the job.</w:t>
       </w:r>
     </w:p>
     <w:p>
@@ -2719,7 +2719,7 @@
           <w:sz w:val="21"/>
           <w:szCs w:val="21"/>
         </w:rPr>
-        <w:t xml:space="preserve">The repeatable shape of one mentoring conversation, check in, pick up the last step, look at what is in front of them, agree one next step, with the questions to ask, the five-second wait, what to do when a learner says nothing, and how to close.</w:t>
+        <w:t xml:space="preserve">The repeatable shape of one mentoring conversation - check in, pick up the last step, look at what is in front of them, agree one next step - with the questions to ask, the five-second wait, what to do when a learner says nothing, and how to close.</w:t>
       </w:r>
     </w:p>
     <w:p>
@@ -2748,7 +2748,7 @@
           <w:sz w:val="22"/>
           <w:szCs w:val="22"/>
         </w:rPr>
-        <w:t xml:space="preserve">You are running three components, you have a caseload, and you are doing this while the rest of the group works. Without a shape, mentoring becomes whatever there is time for, which in practice means progress-chasing with the learners who are already doing well.</w:t>
+        <w:t xml:space="preserve">You are running three components, you have a caseload, and you are doing this while the rest of the group works. Without a shape, mentoring becomes whatever there is time for - which in practice means progress-chasing with the learners who are already doing well.</w:t>
       </w:r>
     </w:p>
     <w:p>
@@ -2789,7 +2789,7 @@
           <w:sz w:val="22"/>
           <w:szCs w:val="22"/>
         </w:rPr>
-        <w:t xml:space="preserve">1. Check in, about two minutes. Always first.</w:t>
+        <w:t xml:space="preserve">1. Check in - about two minutes. Always first.</w:t>
       </w:r>
     </w:p>
     <w:p>
@@ -2876,7 +2876,7 @@
           <w:sz w:val="22"/>
           <w:szCs w:val="22"/>
         </w:rPr>
-        <w:t xml:space="preserve">2. Pick up the last step, about two minutes.</w:t>
+        <w:t xml:space="preserve">2. Pick up the last step - about two minutes.</w:t>
       </w:r>
     </w:p>
     <w:p>
@@ -2917,19 +2917,19 @@
           <w:sz w:val="22"/>
           <w:szCs w:val="22"/>
         </w:rPr>
-        <w:t xml:space="preserve">Whatever the answer, do not make it a test. If it happened, say so out loud and ask what helped. If it did not, the only useful question is "what got in the way?". Asked with genuine curiosity, because the answer is usually information you need. A learner who is punished for an honest "no" gives you a dishonest "yes" from then on, and you have lost the instrument.</w:t>
-      </w:r>
-    </w:p>
-    <w:p>
-      <w:pPr>
-        <w:spacing w:after="140" w:before="0" w:line="300"/>
-      </w:pPr>
-      <w:r>
-        <w:rPr>
-          <w:sz w:val="22"/>
-          <w:szCs w:val="22"/>
-        </w:rPr>
-        <w:t xml:space="preserve">3. Look at what is in front of them, about four minutes.</w:t>
+        <w:t xml:space="preserve">Whatever the answer, do not make it a test. If it happened, say so out loud and ask what helped. If it did not, the only useful question is "what got in the way?" - asked with genuine curiosity, because the answer is usually information you need. A learner who is punished for an honest "no" gives you a dishonest "yes" from then on, and you have lost the instrument.</w:t>
+      </w:r>
+    </w:p>
+    <w:p>
+      <w:pPr>
+        <w:spacing w:after="140" w:before="0" w:line="300"/>
+      </w:pPr>
+      <w:r>
+        <w:rPr>
+          <w:sz w:val="22"/>
+          <w:szCs w:val="22"/>
+        </w:rPr>
+        <w:t xml:space="preserve">3. Look at what is in front of them - about four minutes.</w:t>
       </w:r>
     </w:p>
     <w:p>
@@ -3016,19 +3016,19 @@
           <w:sz w:val="22"/>
           <w:szCs w:val="22"/>
         </w:rPr>
-        <w:t xml:space="preserve">4. Agree one step, about two minutes. Always last.</w:t>
-      </w:r>
-    </w:p>
-    <w:p>
-      <w:pPr>
-        <w:spacing w:after="140" w:before="0" w:line="300"/>
-      </w:pPr>
-      <w:r>
-        <w:rPr>
-          <w:sz w:val="22"/>
-          <w:szCs w:val="22"/>
-        </w:rPr>
-        <w:t xml:space="preserve">One step. Small enough that it will actually happen before you next meet. The learner says it, not you. If you say it, it is your step.</w:t>
+        <w:t xml:space="preserve">4. Agree one step - about two minutes. Always last.</w:t>
+      </w:r>
+    </w:p>
+    <w:p>
+      <w:pPr>
+        <w:spacing w:after="140" w:before="0" w:line="300"/>
+      </w:pPr>
+      <w:r>
+        <w:rPr>
+          <w:sz w:val="22"/>
+          <w:szCs w:val="22"/>
+        </w:rPr>
+        <w:t xml:space="preserve">One step. Small enough that it will actually happen before you next meet. The learner says it, not you - if you say it, it is your step.</w:t>
       </w:r>
     </w:p>
     <w:p>
@@ -3306,7 +3306,7 @@
           <w:sz w:val="22"/>
           <w:szCs w:val="22"/>
         </w:rPr>
-        <w:t xml:space="preserve">Small and practical, a step that was too big, a missing pencil, a clash with work at home:</w:t>
+        <w:t xml:space="preserve">Small and practical - a step that was too big, a missing pencil, a clash with work at home:</w:t>
       </w:r>
     </w:p>
     <w:p>
@@ -3335,7 +3335,7 @@
           <w:sz w:val="22"/>
           <w:szCs w:val="22"/>
         </w:rPr>
-        <w:t xml:space="preserve">A pattern you do not like, withdrawal, a "fine" that has changed shape, three weeks of nothing</w:t>
+        <w:t xml:space="preserve">A pattern you do not like - withdrawal, a "fine" that has changed shape, three weeks of nothing</w:t>
       </w:r>
     </w:p>
     <w:p>
@@ -3364,7 +3364,7 @@
           <w:sz w:val="22"/>
           <w:szCs w:val="22"/>
         </w:rPr>
-        <w:t xml:space="preserve">Anything about safety, harm, or risk. Stop. Do not follow it, do not promise secrecy, close</w:t>
+        <w:t xml:space="preserve">Anything about safety, harm, or risk - stop. Do not follow it, do not promise secrecy, close</w:t>
       </w:r>
     </w:p>
     <w:p>
@@ -3507,7 +3507,7 @@
           <w:sz w:val="22"/>
           <w:szCs w:val="22"/>
         </w:rPr>
-        <w:t xml:space="preserve">1. Continuity. So the conversation in Week 9 starts where Week 8 ended, and so a learner who has been away for three weeks is picked up rather than restarted. 2. Pattern. Twelve one-line notes show you something no single conversation can, a "fine" that has changed shape, a goal that has quietly shrunk, three weeks with nothing agreed.</w:t>
+        <w:t xml:space="preserve">1. Continuity. So the conversation in Week 9 starts where Week 8 ended, and so a learner who has been away for three weeks is picked up rather than restarted. 2. Pattern. Twelve one-line notes show you something no single conversation can - a "fine" that has changed shape, a goal that has quietly shrunk, three weeks with nothing agreed.</w:t>
       </w:r>
     </w:p>
     <w:p>
@@ -3604,7 +3604,7 @@
           <w:sz w:val="22"/>
           <w:szCs w:val="22"/>
         </w:rPr>
-        <w:t xml:space="preserve">One line of what you noticed. Facts, not diagnosis: "quieter than usual, third week", not "seems</w:t>
+        <w:t xml:space="preserve">One line of what you noticed. Facts, not diagnosis: "quieter than usual, third week" - not "seems</w:t>
       </w:r>
     </w:p>
     <w:p>
@@ -3691,7 +3691,7 @@
           <w:sz w:val="22"/>
           <w:szCs w:val="22"/>
         </w:rPr>
-        <w:t xml:space="preserve">separately and in the learner's own words, not into a running record you carry between sessions.</w:t>
+        <w:t xml:space="preserve">separately and in the learner's own words - not into a running record you carry between sessions.</w:t>
       </w:r>
     </w:p>
     <w:p>
@@ -3783,7 +3783,7 @@
           <w:sz w:val="22"/>
           <w:szCs w:val="22"/>
         </w:rPr>
-        <w:t xml:space="preserve">Somewhere a learner cannot read another learner's, and somewhere it will not be lost or soaked. Paper in a folder you keep is fine, this programme assumes no devices. If you share a space with other facilitators, agree with your coordinator where the records are kept.</w:t>
+        <w:t xml:space="preserve">Somewhere a learner cannot read another learner's, and somewhere it will not be lost or soaked. Paper in a folder you keep is fine - this programme assumes no devices. If you share a space with other facilitators, agree with your coordinator where the records are kept.</w:t>
       </w:r>
     </w:p>
     <w:p>
@@ -3916,7 +3916,7 @@
           <w:sz w:val="22"/>
           <w:szCs w:val="22"/>
         </w:rPr>
-        <w:t xml:space="preserve">judgement, especially for learners whose strongest work is spoken, which in this cohort is most of them.</w:t>
+        <w:t xml:space="preserve">judgement - especially for learners whose strongest work is spoken, which in this cohort is most of them.</w:t>
       </w:r>
     </w:p>
     <w:p>
@@ -3945,7 +3945,7 @@
           <w:sz w:val="22"/>
           <w:szCs w:val="22"/>
         </w:rPr>
-        <w:t xml:space="preserve">Say this plainly, because mentors under-use it: what you saw and heard in mentoring counts. A learner who cannot yet write may show the whole of Set and Pursue Goals in conversation, choosing a goal, adapting when a step failed, explaining why. If your only evidence is the workbook, you will under-judge exactly the learners this programme exists for. Your record is how that evidence survives to Week 12.</w:t>
+        <w:t xml:space="preserve">Say this plainly, because mentors under-use it: what you saw and heard in mentoring counts. A learner who cannot yet write may show the whole of Set and Pursue Goals in conversation - choosing a goal, adapting when a step failed, explaining why. If your only evidence is the workbook, you will under-judge exactly the learners this programme exists for. Your record is how that evidence survives to Week 12.</w:t>
       </w:r>
     </w:p>
     <w:p>
@@ -4264,7 +4264,7 @@
                 <w:sz w:val="19"/>
                 <w:szCs w:val="19"/>
               </w:rPr>
-              <w:t xml:space="preserve">Weeks 1–2, getting known</w:t>
+              <w:t xml:space="preserve">Weeks 1–2 - getting known</w:t>
             </w:r>
           </w:p>
         </w:tc>
@@ -4317,7 +4317,7 @@
                 <w:sz w:val="19"/>
                 <w:szCs w:val="19"/>
               </w:rPr>
-              <w:t xml:space="preserve">Weeks 3–5, keeping the goal alive</w:t>
+              <w:t xml:space="preserve">Weeks 3–5 - keeping the goal alive</w:t>
             </w:r>
           </w:p>
         </w:tc>
@@ -4370,7 +4370,7 @@
                 <w:sz w:val="19"/>
                 <w:szCs w:val="19"/>
               </w:rPr>
-              <w:t xml:space="preserve">Week 6, the checkpoint conversation</w:t>
+              <w:t xml:space="preserve">Week 6 - the checkpoint conversation</w:t>
             </w:r>
           </w:p>
         </w:tc>
@@ -4423,7 +4423,7 @@
                 <w:sz w:val="19"/>
                 <w:szCs w:val="19"/>
               </w:rPr>
-              <w:t xml:space="preserve">Weeks 7–11, surfacing growth</w:t>
+              <w:t xml:space="preserve">Weeks 7–11 - surfacing growth</w:t>
             </w:r>
           </w:p>
         </w:tc>
@@ -4448,7 +4448,7 @@
                 <w:sz w:val="19"/>
                 <w:szCs w:val="19"/>
               </w:rPr>
-              <w:t xml:space="preserve">Naming the capability a learner already has but does not count, and, where a site can manage it.  bringing an adult who matters into the picture.</w:t>
+              <w:t xml:space="preserve">Naming the capability a learner already has but does not count, and - where a site can manage it - bringing an adult who matters into the picture.</w:t>
             </w:r>
           </w:p>
         </w:tc>
@@ -4476,7 +4476,7 @@
                 <w:sz w:val="19"/>
                 <w:szCs w:val="19"/>
               </w:rPr>
-              <w:t xml:space="preserve">Week 12, naming it, and what next</w:t>
+              <w:t xml:space="preserve">Week 12 - naming it, and what next</w:t>
             </w:r>
           </w:p>
         </w:tc>
@@ -4580,7 +4580,7 @@
           <w:sz w:val="19"/>
           <w:szCs w:val="19"/>
         </w:rPr>
-        <w:t xml:space="preserve">Full guidance: “Running mentoring here, start here”.</w:t>
+        <w:t xml:space="preserve">Full guidance: “Running mentoring here - start here”.</w:t>
       </w:r>
     </w:p>
     <w:p>
@@ -4712,7 +4712,7 @@
           <w:sz w:val="19"/>
           <w:szCs w:val="19"/>
         </w:rPr>
-        <w:t xml:space="preserve">Full guidance: “The mentor's record, one page per learner”.</w:t>
+        <w:t xml:space="preserve">Full guidance: “The mentor's record - one page per learner”.</w:t>
       </w:r>
     </w:p>
     <w:p>
@@ -4729,7 +4729,7 @@
           <w:sz w:val="28"/>
           <w:szCs w:val="28"/>
         </w:rPr>
-        <w:t xml:space="preserve">Weeks 1–2, getting known</w:t>
+        <w:t xml:space="preserve">Weeks 1–2 - getting known</w:t>
       </w:r>
     </w:p>
     <w:p>
@@ -4773,7 +4773,7 @@
           <w:sz w:val="22"/>
           <w:szCs w:val="22"/>
         </w:rPr>
-        <w:t xml:space="preserve">Use the same four moves, but expect the check-in to take most of the time and expect the step to be tiny. Three things have to happen in the first two weeks. Say the confidentiality line,  before anything is disclosed, not after. Set up the learner's mentoring page in their workbook with them, so they know what is written and what is not. And find out how they want to be talked to: which language, and whether they would rather show you things than tell you. A learner who is silent in week one is not a problem; a learner who is silent in week five because nobody built anything in week one is.</w:t>
+        <w:t xml:space="preserve">Use the same four moves, but expect the check-in to take most of the time and expect the step to be tiny. Three things have to happen in the first two weeks. Say the confidentiality line - before anything is disclosed, not after. Set up the learner's mentoring page in their workbook with them, so they know what is written and what is not. And find out how they want to be talked to: which language, and whether they would rather show you things than tell you. A learner who is silent in week one is not a problem; a learner who is silent in week five because nobody built anything in week one is.</w:t>
       </w:r>
     </w:p>
     <w:p>
@@ -4842,7 +4842,7 @@
                 <w:sz w:val="21"/>
                 <w:szCs w:val="21"/>
               </w:rPr>
-              <w:t xml:space="preserve">Resist the pull to get straight to goals. The Agency in Learning goal does not exist yet at this point in the sequence anyway, learners set it around Week 5, so there is nothing to chase, and this is the cheapest time you will ever have to build the relationship.</w:t>
+              <w:t xml:space="preserve">Resist the pull to get straight to goals. The Agency in Learning goal does not exist yet at this point in the sequence anyway - learners set it around Week 5 - so there is nothing to chase, and this is the cheapest time you will ever have to build the relationship.</w:t>
             </w:r>
           </w:p>
         </w:tc>
@@ -4877,7 +4877,7 @@
           <w:sz w:val="28"/>
           <w:szCs w:val="28"/>
         </w:rPr>
-        <w:t xml:space="preserve">Weeks 3–5, keeping the goal alive</w:t>
+        <w:t xml:space="preserve">Weeks 3–5 - keeping the goal alive</w:t>
       </w:r>
     </w:p>
     <w:p>
@@ -4921,7 +4921,7 @@
           <w:sz w:val="22"/>
           <w:szCs w:val="22"/>
         </w:rPr>
-        <w:t xml:space="preserve">Once a learner has a goal, the conversation has something to hold. Pick up the last step, ask what got in the way, ask what they have already tried, and then wait, rather than solving it. The instinct to rescue is strongest here and it takes the learning away. Where a step keeps not happening, the answer is almost always to make it smaller, not to press harder.</w:t>
+        <w:t xml:space="preserve">Once a learner has a goal, the conversation has something to hold. Pick up the last step, ask what got in the way, ask what they have already tried - and then wait, rather than solving it. The instinct to rescue is strongest here and it takes the learning away. Where a step keeps not happening, the answer is almost always to make it smaller, not to press harder.</w:t>
       </w:r>
     </w:p>
     <w:p>
@@ -4990,7 +4990,7 @@
                 <w:sz w:val="21"/>
                 <w:szCs w:val="21"/>
               </w:rPr>
-              <w:t xml:space="preserve">Watch for the goal that quietly shrinks to nothing, and for the learner who reports success every week without evidence. Both usually mean the goal was never really theirs, go back and re-choose it with them rather than continuing to check on a fiction.</w:t>
+              <w:t xml:space="preserve">Watch for the goal that quietly shrinks to nothing, and for the learner who reports success every week without evidence. Both usually mean the goal was never really theirs - go back and re-choose it with them rather than continuing to check on a fiction.</w:t>
             </w:r>
           </w:p>
         </w:tc>
@@ -5037,7 +5037,7 @@
           <w:sz w:val="22"/>
           <w:szCs w:val="22"/>
         </w:rPr>
-        <w:t xml:space="preserve">Not a scheduled block, the most frequent conversation you will have, whenever it is needed. The first ten minutes after a learner returns decide whether they come back again. Greet, do not interrogate; re-anchor the goal before opening any other page; shrink the next step and then shrink it again; point them at their book rather than at the group; and say out loud that picking a broken plan back up is the skill this programme teaches.</w:t>
+        <w:t xml:space="preserve">Not a scheduled block - the most frequent conversation you will have, whenever it is needed. The first ten minutes after a learner returns decide whether they come back again. Greet, do not interrogate; re-anchor the goal before opening any other page; shrink the next step and then shrink it again; point them at their book rather than at the group; and say out loud that picking a broken plan back up is the skill this programme teaches.</w:t>
       </w:r>
     </w:p>
     <w:tbl>
@@ -5126,7 +5126,7 @@
           <w:sz w:val="28"/>
           <w:szCs w:val="28"/>
         </w:rPr>
-        <w:t xml:space="preserve">Week 6, the checkpoint conversation</w:t>
+        <w:t xml:space="preserve">Week 6 - the checkpoint conversation</w:t>
       </w:r>
     </w:p>
     <w:p>
@@ -5170,7 +5170,7 @@
           <w:sz w:val="22"/>
           <w:szCs w:val="22"/>
         </w:rPr>
-        <w:t xml:space="preserve">Run the learner's growth self-check BEFORE you make your provisional judgement, not after, then talk about it. Where their self-mark and your judgement disagree, that gap is the whole conversation and the best guide you will get to evidence you have not gathered. Tell the learner plainly that this is a checkpoint and not their grade. Expect most learners to sit low at this point, the goal-pursuit weeks are still ahead, and say so, so a learner does not read a provisional Theorist as a verdict on themselves.</w:t>
+        <w:t xml:space="preserve">Run the learner's growth self-check BEFORE you make your provisional judgement, not after, then talk about it. Where their self-mark and your judgement disagree, that gap is the whole conversation and the best guide you will get to evidence you have not gathered. Tell the learner plainly that this is a checkpoint and not their grade. Expect most learners to sit low at this point - the goal-pursuit weeks are still ahead - and say so, so a learner does not read a provisional Theorist as a verdict on themselves.</w:t>
       </w:r>
     </w:p>
     <w:tbl>
@@ -5242,7 +5242,7 @@
           <w:sz w:val="19"/>
           <w:szCs w:val="19"/>
         </w:rPr>
-        <w:t xml:space="preserve">Full guidance: “The mentor's record, one page per learner”.</w:t>
+        <w:t xml:space="preserve">Full guidance: “The mentor's record - one page per learner”.</w:t>
       </w:r>
     </w:p>
     <w:p>
@@ -5259,7 +5259,7 @@
           <w:sz w:val="28"/>
           <w:szCs w:val="28"/>
         </w:rPr>
-        <w:t xml:space="preserve">Weeks 7–11, surfacing growth</w:t>
+        <w:t xml:space="preserve">Weeks 7–11 - surfacing growth</w:t>
       </w:r>
     </w:p>
     <w:p>
@@ -5274,7 +5274,7 @@
           <w:sz w:val="21"/>
           <w:szCs w:val="21"/>
         </w:rPr>
-        <w:t xml:space="preserve">Naming the capability a learner already has but does not count, and, where a site can manage it.  bringing an adult who matters into the picture.</w:t>
+        <w:t xml:space="preserve">Naming the capability a learner already has but does not count, and - where a site can manage it - bringing an adult who matters into the picture.</w:t>
       </w:r>
     </w:p>
     <w:p>
@@ -5303,7 +5303,7 @@
           <w:sz w:val="22"/>
           <w:szCs w:val="22"/>
         </w:rPr>
-        <w:t xml:space="preserve">One or two conversations that ask about a day rather than about the learner, catch a verb, slow it down, and name what it actually was. First in ordinary words, then as the competency. This is where the strongest FSL2 evidence in many learners' lives gets connected to the programme for the first time, and where a learner's estimate of themselves changes.</w:t>
+        <w:t xml:space="preserve">One or two conversations that ask about a day rather than about the learner, catch a verb, slow it down, and name what it actually was - first in ordinary words, then as the competency. This is where the strongest FSL2 evidence in many learners' lives gets connected to the programme for the first time, and where a learner's estimate of themselves changes.</w:t>
       </w:r>
     </w:p>
     <w:p>
@@ -5372,7 +5372,7 @@
                 <w:sz w:val="21"/>
                 <w:szCs w:val="21"/>
               </w:rPr>
-              <w:t xml:space="preserve">Watch for the learner whose honest day is too heavy. Name the capability and raise the load with your coordinator, both can be true at once.</w:t>
+              <w:t xml:space="preserve">Watch for the learner whose honest day is too heavy. Name the capability and raise the load with your coordinator - both can be true at once.</w:t>
             </w:r>
           </w:p>
         </w:tc>
@@ -5419,7 +5419,7 @@
           <w:sz w:val="22"/>
           <w:szCs w:val="22"/>
         </w:rPr>
-        <w:t xml:space="preserve">Optional, and genuinely demanding to organise: a three-way conversation between you, the learner, and one adult the learner chooses and invites. The learner shows their own work and names what has changed; the adult says what they have noticed; all three agree one thing that would help. Run it for the learners you can, two well-run meetings are worth more than twenty rushed ones, and a site that manages none has not failed.</w:t>
+        <w:t xml:space="preserve">Optional, and genuinely demanding to organise: a three-way conversation between you, the learner, and one adult the learner chooses and invites. The learner shows their own work and names what has changed; the adult says what they have noticed; all three agree one thing that would help. Run it for the learners you can - two well-run meetings are worth more than twenty rushed ones, and a site that manages none has not failed.</w:t>
       </w:r>
     </w:p>
     <w:tbl>
@@ -5508,7 +5508,7 @@
           <w:sz w:val="28"/>
           <w:szCs w:val="28"/>
         </w:rPr>
-        <w:t xml:space="preserve">Week 12, naming it, and what next</w:t>
+        <w:t xml:space="preserve">Week 12 - naming it, and what next</w:t>
       </w:r>
     </w:p>
     <w:p>
@@ -5552,7 +5552,7 @@
           <w:sz w:val="22"/>
           <w:szCs w:val="22"/>
         </w:rPr>
-        <w:t xml:space="preserve">Ask them first, twelve weeks, what is different about you now, and wait. Then name what you saw, specifically, from your record. Then give the judgement plainly, and say what it does and does not mean. Then find the next controllable step, which exists in every version of this conversation including the hardest one. Hand back their book: it is theirs, and it is the most persuasive object in the room.</w:t>
+        <w:t xml:space="preserve">Ask them first - twelve weeks, what is different about you now - and wait. Then name what you saw, specifically, from your record. Then give the judgement plainly, and say what it does and does not mean. Then find the next controllable step, which exists in every version of this conversation including the hardest one. Hand back their book: it is theirs, and it is the most persuasive object in the room.</w:t>
       </w:r>
     </w:p>
     <w:p>
@@ -5621,7 +5621,7 @@
                 <w:sz w:val="21"/>
                 <w:szCs w:val="21"/>
               </w:rPr>
-              <w:t xml:space="preserve">The honest thing and the hopeful thing have to be the same sentence. Never promise a place, a timeline, or an outcome that is not yours to give. It is a debt that comes due after you have stopped seeing them.</w:t>
+              <w:t xml:space="preserve">The honest thing and the hopeful thing have to be the same sentence. Never promise a place, a timeline, or an outcome that is not yours to give - it is a debt that comes due after you have stopped seeing them.</w:t>
             </w:r>
           </w:p>
         </w:tc>
@@ -5717,7 +5717,7 @@
           <w:sz w:val="22"/>
           <w:szCs w:val="22"/>
         </w:rPr>
-        <w:t xml:space="preserve">The programme's design assumes this, the sessions are modular, the workbooks carry the scaffold, and every plan says a return is progress. But the moment that decides whether a learner actually comes back is the first ten minutes after they walk in. Get it wrong and they quietly stop coming.</w:t>
+        <w:t xml:space="preserve">The programme's design assumes this - the sessions are modular, the workbooks carry the scaffold, and every plan says a return is progress. But the moment that decides whether a learner actually comes back is the first ten minutes after they walk in. Get it wrong and they quietly stop coming.</w:t>
       </w:r>
     </w:p>
     <w:p>
@@ -5811,7 +5811,7 @@
           <w:sz w:val="22"/>
           <w:szCs w:val="22"/>
         </w:rPr>
-        <w:t xml:space="preserve">That is the whole opening. Do not follow it with "where have you been?", not because you do not want to know, but because the honest answer may be one they cannot give in a room.</w:t>
+        <w:t xml:space="preserve">That is the whole opening. Do not follow it with "where have you been?" - not because you do not want to know, but because the honest answer may be one they cannot give in a room.</w:t>
       </w:r>
     </w:p>
     <w:p>
@@ -6015,7 +6015,7 @@
           <w:sz w:val="22"/>
           <w:szCs w:val="22"/>
         </w:rPr>
-        <w:t xml:space="preserve">&gt; "Plans getting broken and picked back up. That IS the skill. That is what this course is teaching."</w:t>
+        <w:t xml:space="preserve">&gt; "Plans getting broken and picked back up - that IS the skill. That is what this course is teaching."</w:t>
       </w:r>
     </w:p>
     <w:p>
@@ -6305,7 +6305,7 @@
                 <w:sz w:val="19"/>
                 <w:szCs w:val="19"/>
               </w:rPr>
-              <w:t xml:space="preserve">Solve the logistics with your coordinator. A different day, a different time. Do not treat it as motivation</w:t>
+              <w:t xml:space="preserve">Solve the logistics with your coordinator - a different day, a different time. Do not treat it as motivation</w:t>
             </w:r>
           </w:p>
         </w:tc>
@@ -6450,7 +6450,7 @@
           <w:sz w:val="22"/>
           <w:szCs w:val="22"/>
         </w:rPr>
-        <w:t xml:space="preserve">Be honest and specific about what is still possible. Not "you can still catch up" if they cannot. Something like: "You will not finish everything. You can still set a goal and take real steps, and that is what the assessment is about." Honest and hopeful, both. An unrealistic promise costs you the learner the week they discover it.</w:t>
+        <w:t xml:space="preserve">Be honest and specific about what is still possible. Not "you can still catch up" if they cannot. Something like: "You will not finish everything. You can still set a goal and take real steps, and that is what the assessment is about." Honest and hopeful, both - an unrealistic promise costs you the learner the week they discover it.</w:t>
       </w:r>
     </w:p>
     <w:p>
@@ -6499,7 +6499,7 @@
           <w:sz w:val="21"/>
           <w:szCs w:val="21"/>
         </w:rPr>
-        <w:t xml:space="preserve">How to draw out the capability a learner already exercises at home and in the camp, name it in the language of the competencies, and turn it into evidence that survives to the assessment. For a cohort that routinely undervalues what it can already do.</w:t>
+        <w:t xml:space="preserve">How to draw out the capability a learner already exercises at home and in the camp, name it in the language of the competencies, and turn it into evidence that survives to the assessment - for a cohort that routinely undervalues what it can already do.</w:t>
       </w:r>
     </w:p>
     <w:p>
@@ -6528,7 +6528,7 @@
           <w:sz w:val="22"/>
           <w:szCs w:val="22"/>
         </w:rPr>
-        <w:t xml:space="preserve">Ask a learner here what they are good at and you will often get a short, thin answer, or none. That is not modesty and it is not an accurate self-assessment. Several years of interrupted schooling teaches a young person that capability is the thing school certifies, and school has mostly been unavailable. So the enormous amount they actually do, running a household, caring for younger siblings, translating for adults, earning, negotiating at a stall, resolving a dispute between neighbours, keeping a family fed on nothing. Sits outside the category "things I can do."</w:t>
+        <w:t xml:space="preserve">Ask a learner here what they are good at and you will often get a short, thin answer, or none. That is not modesty and it is not an accurate self-assessment. Several years of interrupted schooling teaches a young person that capability is the thing school certifies, and school has mostly been unavailable. So the enormous amount they actually do - running a household, caring for younger siblings, translating for adults, earning, negotiating at a stall, resolving a dispute between neighbours, keeping a family fed on nothing - sits outside the category "things I can do."</w:t>
       </w:r>
     </w:p>
     <w:p>
@@ -6653,7 +6653,7 @@
           <w:sz w:val="22"/>
           <w:szCs w:val="22"/>
         </w:rPr>
-        <w:t xml:space="preserve">When something goes past, took my sister to the health post, sorted out the argument at the water point, sold at the stall, cooked for six, stop there.</w:t>
+        <w:t xml:space="preserve">When something goes past - took my sister to the health post, sorted out the argument at the water point, sold at the stall, cooked for six - stop there.</w:t>
       </w:r>
     </w:p>
     <w:p>
@@ -6713,7 +6713,7 @@
           <w:sz w:val="22"/>
           <w:szCs w:val="22"/>
         </w:rPr>
-        <w:t xml:space="preserve">Say it plainly. Do not congratulate, describe. Being accurately described is more convincing than being praised, and this cohort has good defences against praise.</w:t>
+        <w:t xml:space="preserve">Say it plainly. Do not congratulate - describe. Being accurately described is more convincing than being praised, and this cohort has good defences against praise.</w:t>
       </w:r>
     </w:p>
     <w:p>
@@ -6761,7 +6761,7 @@
           <w:sz w:val="22"/>
           <w:szCs w:val="22"/>
         </w:rPr>
-        <w:t xml:space="preserve">5. Write it down while it is fresh, on your record, in their words. This is assessment evidence. See the mentor record.</w:t>
+        <w:t xml:space="preserve">5. Write it down while it is fresh - on your record, in their words. This is assessment evidence. See the mentor record.</w:t>
       </w:r>
     </w:p>
     <w:p>
@@ -6898,7 +6898,7 @@
                 <w:sz w:val="19"/>
                 <w:szCs w:val="19"/>
               </w:rPr>
-              <w:t xml:space="preserve">Set and pursue goals (FSL2). Including the adapting, which is the hard half</w:t>
+              <w:t xml:space="preserve">Set and pursue goals (FSL2) - including the adapting, which is the hard half</w:t>
             </w:r>
           </w:p>
         </w:tc>
@@ -7158,7 +7158,7 @@
                 <w:sz w:val="19"/>
                 <w:szCs w:val="19"/>
               </w:rPr>
-              <w:t xml:space="preserve">Contribution to community, and often the answer to the agency question they could not answer</w:t>
+              <w:t xml:space="preserve">Contribution to community - and often the answer to the agency question they could not answer</w:t>
             </w:r>
           </w:p>
         </w:tc>
@@ -7236,7 +7236,7 @@
           <w:sz w:val="22"/>
           <w:szCs w:val="22"/>
         </w:rPr>
-        <w:t xml:space="preserve">doing more than a young person should. That is a wellbeing conversation and possibly a referral, not a competency conversation. Both can be true at once, name the skill, and raise the load.</w:t>
+        <w:t xml:space="preserve">doing more than a young person should. That is a wellbeing conversation and possibly a referral, not a competency conversation. Both can be true at once - name the skill, and raise the load.</w:t>
       </w:r>
     </w:p>
     <w:p>
@@ -7345,7 +7345,7 @@
           <w:sz w:val="22"/>
           <w:szCs w:val="22"/>
         </w:rPr>
-        <w:t xml:space="preserve">Into the learner's own sense of themselves, which is the point, and shows up in the goals they set</w:t>
+        <w:t xml:space="preserve">Into the learner's own sense of themselves - which is the point, and shows up in the goals they set</w:t>
       </w:r>
     </w:p>
     <w:p>
@@ -7440,7 +7440,7 @@
           <w:sz w:val="21"/>
           <w:szCs w:val="21"/>
         </w:rPr>
-        <w:t xml:space="preserve">An optional three-way conversation, mentor, learner, and one adult the learner chooses, in which the learner shows their own work and says what has changed for them, and the adult says what they have noticed. Organisationally demanding, and worth it: it is the fastest way to make a learner's growth visible to the people whose belief in them shapes what happens next.</w:t>
+        <w:t xml:space="preserve">An optional three-way conversation - mentor, learner, and one adult the learner chooses - in which the learner shows their own work and says what has changed for them, and the adult says what they have noticed. Organisationally demanding, and worth it: it is the fastest way to make a learner's growth visible to the people whose belief in them shapes what happens next.</w:t>
       </w:r>
     </w:p>
     <w:p>
@@ -7457,7 +7457,7 @@
           <w:sz w:val="28"/>
           <w:szCs w:val="28"/>
         </w:rPr>
-        <w:t xml:space="preserve">Why bother: the case for the meeting</w:t>
+        <w:t xml:space="preserve">Why bother - the case for the meeting</w:t>
       </w:r>
     </w:p>
     <w:p>
@@ -7493,7 +7493,7 @@
           <w:sz w:val="22"/>
           <w:szCs w:val="22"/>
         </w:rPr>
-        <w:t xml:space="preserve">1. It makes growth articulable. Learners are poor at describing what has changed in them, and they get better at it by doing it in front of someone whose opinion they care about. This is the highest-stakes, most motivating practice of the recognise-and-communicate-growth skill available. 2. It surfaces evidence you do not have. The adult sees the learner in the twenty-one hours a day you do not. "He has started teaching his sister her letters." "She organised the neighbours about the water point." That is FSL2 and agency evidence, and you would never have got it. 3. It converts a private change into a recognised one. Being seen to have grown, by someone who matters, is what turns a learner's growth into something the people around them expect more of. That is often what decides whether learning continues after Week 12. 4. It gives the adult something to do. Most significant adults want to help and do not know how. The meeting ends with one concrete, small thing, protect this half hour, ask her about her goal on Fridays, which is far more useful than general encouragement.</w:t>
+        <w:t xml:space="preserve">1. It makes growth articulable. Learners are poor at describing what has changed in them, and they get better at it by doing it in front of someone whose opinion they care about. This is the highest-stakes, most motivating practice of the recognise-and-communicate-growth skill available. 2. It surfaces evidence you do not have. The adult sees the learner in the twenty-one hours a day you do not. "He has started teaching his sister her letters." "She organised the neighbours about the water point." That is FSL2 and agency evidence, and you would never have got it. 3. It converts a private change into a recognised one. Being seen to have grown, by someone who matters, is what turns a learner's growth into something the people around them expect more of. That is often what decides whether learning continues after Week 12. 4. It gives the adult something to do. Most significant adults want to help and do not know how. The meeting ends with one concrete, small thing - protect this half hour, ask her about her goal on Fridays - which is far more useful than general encouragement.</w:t>
       </w:r>
     </w:p>
     <w:p>
@@ -7534,7 +7534,7 @@
           <w:sz w:val="22"/>
           <w:szCs w:val="22"/>
         </w:rPr>
-        <w:t xml:space="preserve">Before. The learner chooses the adult, and the learner does the inviting. As with the showcase, the choosing is part of the value. Agree with your coordinator where it happens and that it is a safe and appropriate space. Prepare the learner: which three things will you show, and what is the one change you will name? Ten minutes of preparation makes the difference between a proud half hour and a silent one.</w:t>
+        <w:t xml:space="preserve">Before. The learner chooses the adult, and the learner does the inviting - as with the showcase, the choosing is part of the value. Agree with your coordinator where it happens and that it is a safe and appropriate space. Prepare the learner: which three things will you show, and what is the one change you will name? Ten minutes of preparation makes the difference between a proud half hour and a silent one.</w:t>
       </w:r>
     </w:p>
     <w:p>
@@ -7674,7 +7674,7 @@
           <w:sz w:val="22"/>
           <w:szCs w:val="22"/>
         </w:rPr>
-        <w:t xml:space="preserve">After. Note what the adult said in your mentor record. It is evidence. The learner writes or draws the agreed one thing on their mentoring page. Do not write anything about the meeting on the learner's own page beyond that: their book goes home.</w:t>
+        <w:t xml:space="preserve">After. Note what the adult said in your mentor record - it is evidence. The learner writes or draws the agreed one thing on their mentoring page. Do not write anything about the meeting on the learner's own page beyond that: their book goes home.</w:t>
       </w:r>
     </w:p>
     <w:p>
@@ -7703,7 +7703,7 @@
           <w:sz w:val="22"/>
           <w:szCs w:val="22"/>
         </w:rPr>
-        <w:t xml:space="preserve">1. It becomes a parents' evening. The mentor talks, the adult listens, the learner sits silent while being described. If you are speaking more than the learner, stop and hand it back. 2. Grades appear. Do not share the Week-6 or Week-12 judgement, the proficiency level, or any comparison with other learners. This meeting is about what changed, not about a mark. 3. Something private is repeated. Anything a learner told you in confidence stays in confidence. Say this to the learner beforehand, in plain words, so they can relax into the meeting. 4. The adult uses it to complain about the learner. Redirect once, warmly and firmly, "what I'd most like to hear is what you have seen her do well", and if it continues, close the meeting early and courteously. Then debrief the learner alone; do not leave them holding it. 5. It exposes a learner. A learner with no adult to bring, or whose household would make the meeting unsafe, must never be visible as such. Offer it privately, take no for an answer without a reason, and never announce who is having one.</w:t>
+        <w:t xml:space="preserve">1. It becomes a parents' evening. The mentor talks, the adult listens, the learner sits silent while being described. If you are speaking more than the learner, stop and hand it back. 2. Grades appear. Do not share the Week-6 or Week-12 judgement, the proficiency level, or any comparison with other learners. This meeting is about what changed, not about a mark. 3. Something private is repeated. Anything a learner told you in confidence stays in confidence. Say this to the learner beforehand, in plain words, so they can relax into the meeting. 4. The adult uses it to complain about the learner. Redirect once, warmly and firmly - "what I'd most like to hear is what you have seen her do well" - and if it continues, close the meeting early and courteously. Then debrief the learner alone; do not leave them holding it. 5. It exposes a learner. A learner with no adult to bring, or whose household would make the meeting unsafe, must never be visible as such. Offer it privately, take no for an answer without a reason, and never announce who is having one.</w:t>
       </w:r>
     </w:p>
     <w:p>
@@ -7928,7 +7928,7 @@
           <w:sz w:val="22"/>
           <w:szCs w:val="22"/>
         </w:rPr>
-        <w:t xml:space="preserve">Someone whose opinion matters to you, and who is part of your life: a parent, an older brother or sister, an aunt or uncle, a grandparent, a guardian, a teacher, a religious leader, a neighbour who has helped you. You choose. If you would rather not have this meeting at all, say so. Nobody will ask you why, and nothing bad happens.</w:t>
+        <w:t xml:space="preserve">Someone whose opinion matters to you, and who is part of your life: a parent, an older brother or sister, an aunt or uncle, a grandparent, a guardian, a teacher, a religious leader, a neighbour who has helped you. You choose. If you would rather not have this meeting at all, say so - nobody will ask you why, and nothing bad happens.</w:t>
       </w:r>
     </w:p>
     <w:p>
@@ -7969,7 +7969,7 @@
           <w:sz w:val="22"/>
           <w:szCs w:val="22"/>
         </w:rPr>
-        <w:t xml:space="preserve">1. You show your work. Your book, your goal, your card, your part of our research. You do the showing and the talking, your mentor is there to help if you get stuck, not to speak for you. 2. You say what has changed. One thing you can do now that you could not do before. 3. They say what they have noticed. The adult says what they have seen change in you at home or outside the learning space. Sometimes this is the surprising part.</w:t>
+        <w:t xml:space="preserve">1. You show your work. Your book, your goal, your card, your part of our research. You do the showing and the talking - your mentor is there to help if you get stuck, not to speak for you. 2. You say what has changed. One thing you can do now that you could not do before. 3. They say what they have noticed. The adult says what they have seen change in you at home or outside the learning space. Sometimes this is the surprising part.</w:t>
       </w:r>
     </w:p>
     <w:p>
@@ -8081,7 +8081,7 @@
           <w:sz w:val="21"/>
           <w:szCs w:val="21"/>
         </w:rPr>
-        <w:t xml:space="preserve">The closing mentoring conversation: naming what actually changed, hearing the learner's own reading of it, and finding a next step that is inside their control. Including when the honest answer is that the accredited place is not there yet.</w:t>
+        <w:t xml:space="preserve">The closing mentoring conversation: naming what actually changed, hearing the learner's own reading of it, and finding a next step that is inside their control - including when the honest answer is that the accredited place is not there yet.</w:t>
       </w:r>
     </w:p>
     <w:p>
@@ -8173,7 +8173,7 @@
           <w:sz w:val="22"/>
           <w:szCs w:val="22"/>
         </w:rPr>
-        <w:t xml:space="preserve">What they all have in common: the honest thing and the hopeful thing must be the same sentence. If you split them, say the honest thing then add a hopeful thing that is not connected to it, learners hear only the first half, and they are right to.</w:t>
+        <w:t xml:space="preserve">What they all have in common: the honest thing and the hopeful thing must be the same sentence. If you split them - say the honest thing then add a hopeful thing that is not connected to it - learners hear only the first half, and they are right to.</w:t>
       </w:r>
     </w:p>
     <w:p>
@@ -8368,7 +8368,7 @@
           <w:sz w:val="22"/>
           <w:szCs w:val="22"/>
         </w:rPr>
-        <w:t xml:space="preserve">Keep the goal cycle going on something new, they now have the method, and it is theirs.</w:t>
+        <w:t xml:space="preserve">Keep the goal cycle going on something new - they now have the method, and it is theirs.</w:t>
       </w:r>
     </w:p>
     <w:p>
@@ -8472,7 +8472,7 @@
           <w:sz w:val="22"/>
           <w:szCs w:val="22"/>
         </w:rPr>
-        <w:t xml:space="preserve">Then find the controllable step. Do not fill the silence after the bad news, let them have it.</w:t>
+        <w:t xml:space="preserve">Then find the controllable step. Do not fill the silence after the bad news - let them have it.</w:t>
       </w:r>
     </w:p>
     <w:p>
@@ -8525,7 +8525,7 @@
           <w:sz w:val="22"/>
           <w:szCs w:val="22"/>
         </w:rPr>
-        <w:t xml:space="preserve">1. Making the whole conversation about the accredited pathway. It is the door this programme is trying to open, and it is not the whole of what the learner gained. If the place is the only thing that counted, then a learner who does not get one learned nothing, which is untrue, and they will believe you. 2. Assuming continuation is the learner's decision. For many learners, and disproportionately for girls, it is not. Ask who else will be part of the decision, and ask what would help them. This is often the conversation that leads to the optional significant adult meeting, if you have not already had one. 3. Ending without a handover. If a learner is going on to something, they should leave knowing who to speak to and how. If they are not, tell your coordinator who is at risk of falling out of contact.</w:t>
+        <w:t xml:space="preserve">1. Making the whole conversation about the accredited pathway. It is the door this programme is trying to open, and it is not the whole of what the learner gained. If the place is the only thing that counted, then a learner who does not get one learned nothing - which is untrue, and they will believe you. 2. Assuming continuation is the learner's decision. For many learners, and disproportionately for girls, it is not. Ask who else will be part of the decision, and ask what would help them. This is often the conversation that leads to the optional significant adult meeting, if you have not already had one. 3. Ending without a handover. If a learner is going on to something, they should leave knowing who to speak to and how. If they are not, tell your coordinator who is at risk of falling out of contact.</w:t>
       </w:r>
     </w:p>
     <w:p>
@@ -8554,7 +8554,7 @@
           <w:sz w:val="22"/>
           <w:szCs w:val="22"/>
         </w:rPr>
-        <w:t xml:space="preserve">Note in your record what the learner said had changed, in their own words. Two things use it: the FSL2 and FSI1 judgements, and NRC's reporting on what the programme actually did. For which a learner's own account of what changed is worth more than another number.</w:t>
+        <w:t xml:space="preserve">Note in your record what the learner said had changed, in their own words. Two things use it: the FSL2 and FSI1 judgements, and NRC's reporting on what the programme actually did - for which a learner's own account of what changed is worth more than another number.</w:t>
       </w:r>
     </w:p>
     <w:p>

--- a/public/downloads/lb-coxs-bazar-mentoring-guide.docx
+++ b/public/downloads/lb-coxs-bazar-mentoring-guide.docx
@@ -627,7 +627,7 @@
           <w:sz w:val="22"/>
           <w:szCs w:val="22"/>
         </w:rPr>
-        <w:t xml:space="preserve">Mentoring is the only component that touches the same learner across all twelve weeks and all three of the others, and it is the one that makes the programme add up to a person rather than three courses. Two things hold it together. The first is a fixed conversation shape - check in, pick up the last step, look at what is in front of them, agree one next step - short enough to run while the rest of the group works, and repeatable by a facilitator with limited training. The second is continuity: a light paper record on your side and one step on the learner's side, so every conversation starts where the last one ended and a learner who returns after three weeks away is picked up rather than restarted. The release of control works differently here from the taught components. You are not handing over a task; you are gradually asking the learner to do more of the naming - what got in the way, what they already tried, what the next step is, and finally what has changed in them. By Week 12 the learner should be doing most of the talking in their own review. What never changes is that you are not a counsellor: you notice, you steady, and you refer, and you know the referral pathway before you take a single learner.</w:t>
+        <w:t xml:space="preserve">Mentoring is the only component that touches the same learner across all twelve weeks and all three of the others, and it is the one that makes the programme add up to a person rather than three courses. Two things hold it together. The first is a fixed conversation shape - check in, pick up the last step, look at what is in front of them, agree one next step - short enough to run while the rest of the group works, and repeatable by a facilitator with limited training. The second is continuity: a light paper record on your side and one step on the learner's side, so every conversation starts where the last one ended and a learner who returns after three weeks away is picked up rather than restarted. The release of control works differently here from the taught components. You are not handing over a task. You are gradually asking the learner to do more of the naming - what got in the way, what they already tried, what the next step is, and finally what has changed in them. By Week 12 the learner should be doing most of the talking in their own review. What never changes is that you are not a counsellor: you notice, you steady, and you refer, and you know the referral pathway before you take a single learner.</w:t>
       </w:r>
     </w:p>
     <w:p>
@@ -5811,7 +5811,7 @@
           <w:sz w:val="22"/>
           <w:szCs w:val="22"/>
         </w:rPr>
-        <w:t xml:space="preserve">That is the whole opening. Do not follow it with "where have you been?" - not because you do not want to know, but because the honest answer may be one they cannot give in a room.</w:t>
+        <w:t xml:space="preserve">That is all the opening needs. Do not follow it with "where have you been?" - not because you do not want to know, but because the honest answer may be one they cannot give in a room.</w:t>
       </w:r>
     </w:p>
     <w:p>
@@ -5955,7 +5955,7 @@
           <w:sz w:val="22"/>
           <w:szCs w:val="22"/>
         </w:rPr>
-        <w:t xml:space="preserve">If they name something large, halve it. If they name something small, take it and say so warmly. The purpose of the next step after an absence is not progress; it is proving to the learner that they are still in this.</w:t>
+        <w:t xml:space="preserve">If they name something large, halve it. If they name something small, take it and say so warmly. The next step after an absence is there to show the learner they are still in this, not to make progress.</w:t>
       </w:r>
     </w:p>
     <w:p>
@@ -7345,19 +7345,19 @@
           <w:sz w:val="22"/>
           <w:szCs w:val="22"/>
         </w:rPr>
-        <w:t xml:space="preserve">Into the learner's own sense of themselves - which is the point, and shows up in the goals they set</w:t>
-      </w:r>
-    </w:p>
-    <w:p>
-      <w:pPr>
-        <w:spacing w:after="140" w:before="0" w:line="300"/>
-      </w:pPr>
-      <w:r>
-        <w:rPr>
-          <w:sz w:val="22"/>
-          <w:szCs w:val="22"/>
-        </w:rPr>
-        <w:t xml:space="preserve">next, so watch for a goal getting more ambitious after this conversation.</w:t>
+        <w:t xml:space="preserve">Into the learner's own sense of themselves. Watch for it in the goals they set next, which often</w:t>
+      </w:r>
+    </w:p>
+    <w:p>
+      <w:pPr>
+        <w:spacing w:after="140" w:before="0" w:line="300"/>
+      </w:pPr>
+      <w:r>
+        <w:rPr>
+          <w:sz w:val="22"/>
+          <w:szCs w:val="22"/>
+        </w:rPr>
+        <w:t xml:space="preserve">get more ambitious after this conversation.</w:t>
       </w:r>
     </w:p>
     <w:p>
@@ -7575,7 +7575,7 @@
           <w:sz w:val="22"/>
           <w:szCs w:val="22"/>
         </w:rPr>
-        <w:t xml:space="preserve">research. They talk; you do not narrate over them.</w:t>
+        <w:t xml:space="preserve">research. They talk. Do not narrate over them.</w:t>
       </w:r>
     </w:p>
     <w:p>
@@ -8262,7 +8262,7 @@
           <w:sz w:val="22"/>
           <w:szCs w:val="22"/>
         </w:rPr>
-        <w:t xml:space="preserve">Specific beats warm. A learner can dismiss praise; they cannot dismiss a description of something they did.</w:t>
+        <w:t xml:space="preserve">Be specific rather than warm. A learner can dismiss praise; they cannot dismiss a description of something they did.</w:t>
       </w:r>
     </w:p>
     <w:p>
@@ -8339,7 +8339,7 @@
           <w:sz w:val="22"/>
           <w:szCs w:val="22"/>
         </w:rPr>
-        <w:t xml:space="preserve">Do not promise a place, a timeline, or an outcome that is not yours to give. It is not kindness; it is a debt that comes due after you have stopped seeing them, and it teaches a learner that adults' encouragement is worthless.</w:t>
+        <w:t xml:space="preserve">Do not promise a place, a timeline, or an outcome that is not yours to give. That is not kindness. The promise comes due after you have stopped seeing them, and it teaches a learner that encouragement from adults is worth nothing.</w:t>
       </w:r>
     </w:p>
     <w:p>

--- a/public/downloads/lb-coxs-bazar-mentoring-guide.docx
+++ b/public/downloads/lb-coxs-bazar-mentoring-guide.docx
@@ -771,7 +771,7 @@
           <w:sz w:val="22"/>
           <w:szCs w:val="22"/>
         </w:rPr>
-        <w:t xml:space="preserve">In this programme, 1:1 mentoring is the spine of wellbeing support: it is where a learner is known as a person, where distress is noticed early, and where the learning goals set in Agency in Learning are kept alive between sessions. Mentors here are not counsellors - they build the relationship, notice concerns, and refer along NRC's pathways. The shared practice is the mentor moves on the Educators pages; the notes below say how those moves are held in the Cox's Bazar context, where displacement, protection risks, and interrupted schooling shape every conversation.</w:t>
+        <w:t xml:space="preserve">In this programme, 1:1 mentoring is the spine of wellbeing support: it is where a learner is known as a person, where distress is noticed early, and where the learning goals set in Agency in Learning are kept alive between sessions. Mentors here are not counsellors - they build the relationship, notice concerns, and refer along NRC's pathways. The shared practice is Amala's mentor moves, carried in full in the mentoring guide that ships with this programme; the notes below say how those moves are held in the Cox's Bazar context, where displacement, protection risks, and interrupted schooling shape every conversation.</w:t>
       </w:r>
     </w:p>
     <w:p>

--- a/public/downloads/lb-coxs-bazar-mentoring-guide.docx
+++ b/public/downloads/lb-coxs-bazar-mentoring-guide.docx
@@ -140,7 +140,7 @@
           <w:sz w:val="22"/>
           <w:szCs w:val="22"/>
         </w:rPr>
-        <w:t xml:space="preserve">Black and white is fine. Nothing here needs colour to make sense.</w:t>
+        <w:t xml:space="preserve">Black and white is fine - the book can still be read and used without printing in colour.</w:t>
       </w:r>
     </w:p>
     <w:p>
